--- a/RAPPORT-DE-STAGE-ACADEMIQUE.docx
+++ b/RAPPORT-DE-STAGE-ACADEMIQUE.docx
@@ -1017,7 +1017,7 @@
           <w:noProof/>
         </w:rPr>
         <w:drawing>
-          <wp:anchor distT="0" distB="0" distL="114300" distR="114300" simplePos="0" relativeHeight="251662336" behindDoc="1" locked="0" layoutInCell="1" allowOverlap="1" wp14:anchorId="0D2CE3CF" wp14:editId="73B2A547">
+          <wp:anchor distT="0" distB="0" distL="114300" distR="114300" simplePos="0" relativeHeight="251662336" behindDoc="1" locked="0" layoutInCell="1" allowOverlap="1" wp14:anchorId="0D2CE3CF" wp14:editId="210E910B">
             <wp:simplePos x="0" y="0"/>
             <wp:positionH relativeFrom="margin">
               <wp:align>left</wp:align>
@@ -3617,7 +3617,7 @@
     </w:p>
     <w:p>
       <w:pPr>
-        <w:spacing w:line="360" w:lineRule="auto"/>
+        <w:pStyle w:val="Titre1"/>
         <w:jc w:val="center"/>
         <w:rPr>
           <w:rFonts w:ascii="Times New Roman" w:hAnsi="Times New Roman" w:cs="Times New Roman"/>
@@ -3652,7 +3652,7 @@
           <w:szCs w:val="32"/>
           <w:u w:val="thick"/>
         </w:rPr>
-        <w:t xml:space="preserve"> : </w:t>
+        <w:t> :</w:t>
       </w:r>
     </w:p>
     <w:p>
@@ -4284,7 +4284,7 @@
           <w14:ligatures w14:val="standardContextual"/>
         </w:rPr>
         <w:drawing>
-          <wp:anchor distT="0" distB="0" distL="114300" distR="114300" simplePos="0" relativeHeight="251669504" behindDoc="1" locked="0" layoutInCell="1" allowOverlap="1" wp14:anchorId="2D12F66E" wp14:editId="6E37F4AE">
+          <wp:anchor distT="0" distB="0" distL="114300" distR="114300" simplePos="0" relativeHeight="251669504" behindDoc="1" locked="0" layoutInCell="1" allowOverlap="1" wp14:anchorId="2D12F66E" wp14:editId="4E1F47B4">
             <wp:simplePos x="0" y="0"/>
             <wp:positionH relativeFrom="margin">
               <wp:align>left</wp:align>
@@ -4394,7 +4394,7 @@
           <w14:ligatures w14:val="standardContextual"/>
         </w:rPr>
         <w:drawing>
-          <wp:anchor distT="0" distB="0" distL="114300" distR="114300" simplePos="0" relativeHeight="251670528" behindDoc="1" locked="0" layoutInCell="1" allowOverlap="1" wp14:anchorId="091A7EF9" wp14:editId="297AFC90">
+          <wp:anchor distT="0" distB="0" distL="114300" distR="114300" simplePos="0" relativeHeight="251670528" behindDoc="1" locked="0" layoutInCell="1" allowOverlap="1" wp14:anchorId="091A7EF9" wp14:editId="4BBDDEF5">
             <wp:simplePos x="0" y="0"/>
             <wp:positionH relativeFrom="margin">
               <wp:align>left</wp:align>
@@ -5340,6 +5340,7 @@
     <w:p>
       <w:pPr>
         <w:spacing w:line="360" w:lineRule="auto"/>
+        <w:jc w:val="both"/>
         <w:rPr>
           <w:rFonts w:ascii="Times New Roman" w:hAnsi="Times New Roman" w:cs="Times New Roman"/>
           <w:sz w:val="24"/>
@@ -5601,6 +5602,7 @@
           <w:tab w:val="left" w:pos="1824"/>
         </w:tabs>
         <w:spacing w:line="360" w:lineRule="auto"/>
+        <w:jc w:val="both"/>
         <w:rPr>
           <w:rFonts w:ascii="Times New Roman" w:hAnsi="Times New Roman" w:cs="Times New Roman"/>
           <w:sz w:val="24"/>
@@ -6303,6 +6305,7 @@
           <w:tab w:val="left" w:pos="1824"/>
         </w:tabs>
         <w:spacing w:line="360" w:lineRule="auto"/>
+        <w:jc w:val="both"/>
         <w:rPr>
           <w:rFonts w:ascii="Times New Roman" w:hAnsi="Times New Roman" w:cs="Times New Roman"/>
           <w:sz w:val="24"/>
@@ -6343,6 +6346,7 @@
           <w:tab w:val="left" w:pos="1824"/>
         </w:tabs>
         <w:spacing w:line="360" w:lineRule="auto"/>
+        <w:jc w:val="both"/>
         <w:rPr>
           <w:rFonts w:ascii="Times New Roman" w:hAnsi="Times New Roman" w:cs="Times New Roman"/>
           <w:sz w:val="24"/>
@@ -6413,6 +6417,7 @@
           <w:tab w:val="left" w:pos="1824"/>
         </w:tabs>
         <w:spacing w:line="360" w:lineRule="auto"/>
+        <w:jc w:val="both"/>
         <w:rPr>
           <w:rFonts w:ascii="Times New Roman" w:hAnsi="Times New Roman" w:cs="Times New Roman"/>
           <w:sz w:val="24"/>
@@ -6456,6 +6461,7 @@
           <w:tab w:val="left" w:pos="1824"/>
         </w:tabs>
         <w:spacing w:line="360" w:lineRule="auto"/>
+        <w:jc w:val="both"/>
         <w:rPr>
           <w:rFonts w:ascii="Times New Roman" w:hAnsi="Times New Roman" w:cs="Times New Roman"/>
           <w:sz w:val="24"/>
@@ -6491,6 +6497,7 @@
           <w:tab w:val="left" w:pos="1824"/>
         </w:tabs>
         <w:spacing w:line="360" w:lineRule="auto"/>
+        <w:jc w:val="both"/>
         <w:rPr>
           <w:rFonts w:ascii="Times New Roman" w:hAnsi="Times New Roman" w:cs="Times New Roman"/>
           <w:sz w:val="24"/>
@@ -6526,6 +6533,7 @@
           <w:tab w:val="left" w:pos="1824"/>
         </w:tabs>
         <w:spacing w:line="360" w:lineRule="auto"/>
+        <w:jc w:val="both"/>
         <w:rPr>
           <w:rFonts w:ascii="Times New Roman" w:hAnsi="Times New Roman" w:cs="Times New Roman"/>
           <w:sz w:val="24"/>
@@ -6561,6 +6569,7 @@
           <w:tab w:val="left" w:pos="1824"/>
         </w:tabs>
         <w:spacing w:line="360" w:lineRule="auto"/>
+        <w:jc w:val="both"/>
         <w:rPr>
           <w:rFonts w:ascii="Times New Roman" w:hAnsi="Times New Roman" w:cs="Times New Roman"/>
           <w:sz w:val="24"/>
@@ -6596,6 +6605,7 @@
           <w:tab w:val="left" w:pos="1824"/>
         </w:tabs>
         <w:spacing w:line="360" w:lineRule="auto"/>
+        <w:jc w:val="both"/>
         <w:rPr>
           <w:rFonts w:ascii="Times New Roman" w:hAnsi="Times New Roman" w:cs="Times New Roman"/>
           <w:sz w:val="24"/>
@@ -6631,6 +6641,7 @@
           <w:tab w:val="left" w:pos="1824"/>
         </w:tabs>
         <w:spacing w:line="360" w:lineRule="auto"/>
+        <w:jc w:val="both"/>
         <w:rPr>
           <w:rFonts w:ascii="Times New Roman" w:hAnsi="Times New Roman" w:cs="Times New Roman"/>
           <w:sz w:val="24"/>
@@ -6810,14 +6821,16 @@
             <w:pPr>
               <w:pStyle w:val="Paragraphedeliste"/>
               <w:tabs>
+                <w:tab w:val="left" w:pos="1375"/>
                 <w:tab w:val="left" w:pos="1824"/>
+                <w:tab w:val="center" w:pos="2417"/>
               </w:tabs>
               <w:spacing w:line="360" w:lineRule="auto"/>
               <w:ind w:left="0"/>
               <w:jc w:val="center"/>
               <w:rPr>
                 <w:rFonts w:ascii="Times New Roman" w:hAnsi="Times New Roman" w:cs="Times New Roman"/>
-                <w:color w:val="F2F2F2" w:themeColor="background1" w:themeShade="F2"/>
+                <w:color w:val="FFFFFF" w:themeColor="background1"/>
                 <w:sz w:val="24"/>
                 <w:szCs w:val="24"/>
               </w:rPr>
@@ -6825,11 +6838,11 @@
             <w:r>
               <w:rPr>
                 <w:rFonts w:ascii="Times New Roman" w:hAnsi="Times New Roman" w:cs="Times New Roman"/>
-                <w:color w:val="F2F2F2" w:themeColor="background1" w:themeShade="F2"/>
+                <w:color w:val="FFFFFF" w:themeColor="background1"/>
                 <w:sz w:val="24"/>
                 <w:szCs w:val="24"/>
               </w:rPr>
-              <w:t>Nom de la structure</w:t>
+              <w:t>RAISON SOCIAL</w:t>
             </w:r>
           </w:p>
         </w:tc>
@@ -6868,72 +6881,7 @@
       </w:tr>
       <w:tr>
         <w:trPr>
-          <w:trHeight w:val="556"/>
-        </w:trPr>
-        <w:tc>
-          <w:tcPr>
-            <w:tcW w:w="5051" w:type="dxa"/>
-            <w:shd w:val="clear" w:color="auto" w:fill="A5C9EB" w:themeFill="text2" w:themeFillTint="40"/>
-          </w:tcPr>
-          <w:p>
-            <w:pPr>
-              <w:pStyle w:val="Paragraphedeliste"/>
-              <w:tabs>
-                <w:tab w:val="left" w:pos="1824"/>
-              </w:tabs>
-              <w:spacing w:line="360" w:lineRule="auto"/>
-              <w:ind w:left="0"/>
-              <w:jc w:val="center"/>
-              <w:rPr>
-                <w:rFonts w:ascii="Times New Roman" w:hAnsi="Times New Roman" w:cs="Times New Roman"/>
-                <w:sz w:val="24"/>
-                <w:szCs w:val="24"/>
-              </w:rPr>
-            </w:pPr>
-            <w:r>
-              <w:rPr>
-                <w:rFonts w:ascii="Times New Roman" w:hAnsi="Times New Roman" w:cs="Times New Roman"/>
-                <w:sz w:val="24"/>
-                <w:szCs w:val="24"/>
-              </w:rPr>
-              <w:t>RAISON SOCIAL</w:t>
-            </w:r>
-          </w:p>
-        </w:tc>
-        <w:tc>
-          <w:tcPr>
-            <w:tcW w:w="4326" w:type="dxa"/>
-            <w:shd w:val="clear" w:color="auto" w:fill="A5C9EB" w:themeFill="text2" w:themeFillTint="40"/>
-          </w:tcPr>
-          <w:p>
-            <w:pPr>
-              <w:pStyle w:val="Paragraphedeliste"/>
-              <w:tabs>
-                <w:tab w:val="left" w:pos="1824"/>
-              </w:tabs>
-              <w:spacing w:line="360" w:lineRule="auto"/>
-              <w:ind w:left="0"/>
-              <w:jc w:val="center"/>
-              <w:rPr>
-                <w:rFonts w:ascii="Times New Roman" w:hAnsi="Times New Roman" w:cs="Times New Roman"/>
-                <w:sz w:val="24"/>
-                <w:szCs w:val="24"/>
-              </w:rPr>
-            </w:pPr>
-            <w:r>
-              <w:rPr>
-                <w:rFonts w:ascii="Times New Roman" w:hAnsi="Times New Roman" w:cs="Times New Roman"/>
-                <w:sz w:val="24"/>
-                <w:szCs w:val="24"/>
-              </w:rPr>
-              <w:t>Entreprise de communication et de digitale</w:t>
-            </w:r>
-          </w:p>
-        </w:tc>
-      </w:tr>
-      <w:tr>
-        <w:trPr>
-          <w:trHeight w:val="1703"/>
+          <w:trHeight w:val="1427"/>
         </w:trPr>
         <w:tc>
           <w:tcPr>
@@ -7579,19 +7527,19 @@
           <w:tab w:val="left" w:pos="1824"/>
         </w:tabs>
         <w:spacing w:line="360" w:lineRule="auto"/>
-        <w:rPr>
-          <w:rFonts w:ascii="Times New Roman" w:hAnsi="Times New Roman" w:cs="Times New Roman"/>
-          <w:sz w:val="24"/>
-          <w:szCs w:val="24"/>
-        </w:rPr>
-      </w:pPr>
-      <w:r>
-        <w:rPr>
-          <w:rFonts w:ascii="Times New Roman" w:hAnsi="Times New Roman" w:cs="Times New Roman"/>
-          <w:sz w:val="24"/>
-          <w:szCs w:val="24"/>
-        </w:rPr>
-        <w:lastRenderedPageBreak/>
+        <w:jc w:val="both"/>
+        <w:rPr>
+          <w:rFonts w:ascii="Times New Roman" w:hAnsi="Times New Roman" w:cs="Times New Roman"/>
+          <w:sz w:val="24"/>
+          <w:szCs w:val="24"/>
+        </w:rPr>
+      </w:pPr>
+      <w:r>
+        <w:rPr>
+          <w:rFonts w:ascii="Times New Roman" w:hAnsi="Times New Roman" w:cs="Times New Roman"/>
+          <w:sz w:val="24"/>
+          <w:szCs w:val="24"/>
+        </w:rPr>
         <w:t xml:space="preserve">L'entreprise </w:t>
       </w:r>
       <w:r>
@@ -10594,6 +10542,8 @@
         <w:tabs>
           <w:tab w:val="left" w:pos="2880"/>
         </w:tabs>
+        <w:spacing w:line="360" w:lineRule="auto"/>
+        <w:jc w:val="both"/>
         <w:rPr>
           <w:rFonts w:ascii="Times New Roman" w:hAnsi="Times New Roman" w:cs="Times New Roman"/>
           <w:sz w:val="24"/>
@@ -10614,6 +10564,7 @@
         <w:tabs>
           <w:tab w:val="left" w:pos="2880"/>
         </w:tabs>
+        <w:spacing w:line="360" w:lineRule="auto"/>
         <w:rPr>
           <w:rFonts w:ascii="Times New Roman" w:hAnsi="Times New Roman" w:cs="Times New Roman"/>
           <w:b/>
@@ -10640,6 +10591,8 @@
         <w:tabs>
           <w:tab w:val="left" w:pos="2880"/>
         </w:tabs>
+        <w:spacing w:line="360" w:lineRule="auto"/>
+        <w:jc w:val="both"/>
         <w:rPr>
           <w:rFonts w:ascii="Times New Roman" w:hAnsi="Times New Roman" w:cs="Times New Roman"/>
           <w:sz w:val="24"/>
@@ -10654,6 +10607,7 @@
           <w:szCs w:val="24"/>
           <w:lang w:val="fr-FR"/>
         </w:rPr>
+        <w:lastRenderedPageBreak/>
         <w:t>Cette branche assure le pilotage stratégique et la gestion quotidienne de l'entreprise. On y retrouve les postes clés suivants :</w:t>
       </w:r>
     </w:p>
@@ -10666,6 +10620,8 @@
         <w:tabs>
           <w:tab w:val="left" w:pos="2880"/>
         </w:tabs>
+        <w:spacing w:line="360" w:lineRule="auto"/>
+        <w:jc w:val="both"/>
         <w:rPr>
           <w:rFonts w:ascii="Times New Roman" w:hAnsi="Times New Roman" w:cs="Times New Roman"/>
           <w:sz w:val="24"/>
@@ -10682,7 +10638,6 @@
           <w:szCs w:val="24"/>
           <w:lang w:val="fr-FR"/>
         </w:rPr>
-        <w:lastRenderedPageBreak/>
         <w:t>Le Directeur Général :</w:t>
       </w:r>
       <w:r>
@@ -10704,6 +10659,8 @@
         <w:tabs>
           <w:tab w:val="left" w:pos="2880"/>
         </w:tabs>
+        <w:spacing w:line="360" w:lineRule="auto"/>
+        <w:jc w:val="both"/>
         <w:rPr>
           <w:rFonts w:ascii="Times New Roman" w:hAnsi="Times New Roman" w:cs="Times New Roman"/>
           <w:sz w:val="24"/>
@@ -10741,6 +10698,8 @@
         <w:tabs>
           <w:tab w:val="left" w:pos="2880"/>
         </w:tabs>
+        <w:spacing w:line="360" w:lineRule="auto"/>
+        <w:jc w:val="both"/>
         <w:rPr>
           <w:rFonts w:ascii="Times New Roman" w:hAnsi="Times New Roman" w:cs="Times New Roman"/>
           <w:sz w:val="24"/>
@@ -10778,6 +10737,8 @@
         <w:tabs>
           <w:tab w:val="left" w:pos="2880"/>
         </w:tabs>
+        <w:spacing w:line="360" w:lineRule="auto"/>
+        <w:jc w:val="both"/>
         <w:rPr>
           <w:rFonts w:ascii="Times New Roman" w:hAnsi="Times New Roman" w:cs="Times New Roman"/>
           <w:sz w:val="24"/>
@@ -10811,6 +10772,7 @@
         <w:tabs>
           <w:tab w:val="left" w:pos="2880"/>
         </w:tabs>
+        <w:spacing w:line="360" w:lineRule="auto"/>
         <w:rPr>
           <w:rFonts w:ascii="Times New Roman" w:hAnsi="Times New Roman" w:cs="Times New Roman"/>
           <w:b/>
@@ -10837,6 +10799,8 @@
         <w:tabs>
           <w:tab w:val="left" w:pos="2880"/>
         </w:tabs>
+        <w:spacing w:line="360" w:lineRule="auto"/>
+        <w:jc w:val="both"/>
         <w:rPr>
           <w:rFonts w:ascii="Times New Roman" w:hAnsi="Times New Roman" w:cs="Times New Roman"/>
           <w:sz w:val="24"/>
@@ -10863,6 +10827,8 @@
         <w:tabs>
           <w:tab w:val="left" w:pos="2880"/>
         </w:tabs>
+        <w:spacing w:line="360" w:lineRule="auto"/>
+        <w:jc w:val="both"/>
         <w:rPr>
           <w:rFonts w:ascii="Times New Roman" w:hAnsi="Times New Roman" w:cs="Times New Roman"/>
           <w:sz w:val="24"/>
@@ -10900,6 +10866,8 @@
         <w:tabs>
           <w:tab w:val="left" w:pos="2880"/>
         </w:tabs>
+        <w:spacing w:line="360" w:lineRule="auto"/>
+        <w:jc w:val="both"/>
         <w:rPr>
           <w:rFonts w:ascii="Times New Roman" w:hAnsi="Times New Roman" w:cs="Times New Roman"/>
           <w:sz w:val="24"/>
@@ -10937,6 +10905,8 @@
         <w:tabs>
           <w:tab w:val="left" w:pos="2880"/>
         </w:tabs>
+        <w:spacing w:line="360" w:lineRule="auto"/>
+        <w:jc w:val="both"/>
         <w:rPr>
           <w:rFonts w:ascii="Times New Roman" w:hAnsi="Times New Roman" w:cs="Times New Roman"/>
           <w:sz w:val="24"/>
@@ -10974,6 +10944,8 @@
         <w:tabs>
           <w:tab w:val="left" w:pos="2880"/>
         </w:tabs>
+        <w:spacing w:line="360" w:lineRule="auto"/>
+        <w:jc w:val="both"/>
         <w:rPr>
           <w:rFonts w:ascii="Times New Roman" w:hAnsi="Times New Roman" w:cs="Times New Roman"/>
           <w:sz w:val="24"/>
@@ -11011,6 +10983,8 @@
         <w:tabs>
           <w:tab w:val="left" w:pos="2880"/>
         </w:tabs>
+        <w:spacing w:line="360" w:lineRule="auto"/>
+        <w:jc w:val="both"/>
         <w:rPr>
           <w:rFonts w:ascii="Times New Roman" w:hAnsi="Times New Roman" w:cs="Times New Roman"/>
           <w:sz w:val="24"/>
@@ -11055,6 +11029,7 @@
         <w:tabs>
           <w:tab w:val="left" w:pos="2880"/>
         </w:tabs>
+        <w:spacing w:line="360" w:lineRule="auto"/>
         <w:ind w:left="720"/>
         <w:rPr>
           <w:rFonts w:ascii="Times New Roman" w:hAnsi="Times New Roman" w:cs="Times New Roman"/>
@@ -11069,6 +11044,7 @@
         <w:tabs>
           <w:tab w:val="left" w:pos="2880"/>
         </w:tabs>
+        <w:spacing w:line="360" w:lineRule="auto"/>
         <w:jc w:val="center"/>
         <w:rPr>
           <w:rFonts w:ascii="Times New Roman" w:hAnsi="Times New Roman" w:cs="Times New Roman"/>
@@ -11098,6 +11074,8 @@
         <w:tabs>
           <w:tab w:val="left" w:pos="2880"/>
         </w:tabs>
+        <w:spacing w:line="360" w:lineRule="auto"/>
+        <w:jc w:val="both"/>
         <w:rPr>
           <w:rFonts w:ascii="Times New Roman" w:hAnsi="Times New Roman" w:cs="Times New Roman"/>
           <w:sz w:val="24"/>
@@ -11136,6 +11114,7 @@
         <w:tabs>
           <w:tab w:val="left" w:pos="2880"/>
         </w:tabs>
+        <w:spacing w:line="360" w:lineRule="auto"/>
         <w:rPr>
           <w:rFonts w:ascii="Times New Roman" w:hAnsi="Times New Roman" w:cs="Times New Roman"/>
           <w:sz w:val="24"/>
@@ -11154,6 +11133,7 @@
         <w:tabs>
           <w:tab w:val="left" w:pos="2880"/>
         </w:tabs>
+        <w:spacing w:line="360" w:lineRule="auto"/>
         <w:jc w:val="center"/>
         <w:rPr>
           <w:rFonts w:ascii="Times New Roman" w:hAnsi="Times New Roman" w:cs="Times New Roman"/>
@@ -11181,6 +11161,8 @@
         <w:tabs>
           <w:tab w:val="left" w:pos="2880"/>
         </w:tabs>
+        <w:spacing w:line="360" w:lineRule="auto"/>
+        <w:jc w:val="both"/>
         <w:rPr>
           <w:rFonts w:ascii="Times New Roman" w:hAnsi="Times New Roman" w:cs="Times New Roman"/>
           <w:sz w:val="24"/>
@@ -11195,7 +11177,6 @@
           <w:szCs w:val="24"/>
           <w:lang w:val="fr-FR"/>
         </w:rPr>
-        <w:lastRenderedPageBreak/>
         <w:t xml:space="preserve">Notre stage a débuté par une phase d'accueil chaleureuse. Dès notre arrivée, nous avons été reçus par le Directeur Technique qui nous a présenté l'ensemble du personnel et les différents départements de la structure. Cette visite guidée nous a permis de nous familiariser avec les locaux et de comprendre l'environnement de travail. Après cette présentation, nous avons été installés au </w:t>
       </w:r>
       <w:r>
@@ -11244,6 +11225,7 @@
         <w:tabs>
           <w:tab w:val="left" w:pos="2880"/>
         </w:tabs>
+        <w:spacing w:line="360" w:lineRule="auto"/>
         <w:rPr>
           <w:rFonts w:ascii="Times New Roman" w:hAnsi="Times New Roman" w:cs="Times New Roman"/>
           <w:sz w:val="24"/>
@@ -11262,6 +11244,7 @@
         <w:tabs>
           <w:tab w:val="left" w:pos="2880"/>
         </w:tabs>
+        <w:spacing w:line="360" w:lineRule="auto"/>
         <w:jc w:val="center"/>
         <w:rPr>
           <w:rFonts w:ascii="Times New Roman" w:hAnsi="Times New Roman" w:cs="Times New Roman"/>
@@ -11286,7 +11269,8 @@
     </w:p>
     <w:p>
       <w:pPr>
-        <w:spacing w:before="100" w:beforeAutospacing="1" w:after="100" w:afterAutospacing="1" w:line="240" w:lineRule="auto"/>
+        <w:spacing w:before="100" w:beforeAutospacing="1" w:after="100" w:afterAutospacing="1" w:line="360" w:lineRule="auto"/>
+        <w:jc w:val="both"/>
         <w:rPr>
           <w:rFonts w:ascii="Times New Roman" w:eastAsia="Times New Roman" w:hAnsi="Times New Roman" w:cs="Times New Roman"/>
           <w:sz w:val="24"/>
@@ -11306,7 +11290,8 @@
     </w:p>
     <w:p>
       <w:pPr>
-        <w:spacing w:before="100" w:beforeAutospacing="1" w:after="100" w:afterAutospacing="1" w:line="240" w:lineRule="auto"/>
+        <w:spacing w:before="100" w:beforeAutospacing="1" w:after="100" w:afterAutospacing="1" w:line="360" w:lineRule="auto"/>
+        <w:jc w:val="both"/>
         <w:rPr>
           <w:rFonts w:ascii="Times New Roman" w:eastAsia="Times New Roman" w:hAnsi="Times New Roman" w:cs="Times New Roman"/>
           <w:sz w:val="24"/>
@@ -11366,7 +11351,8 @@
     </w:p>
     <w:p>
       <w:pPr>
-        <w:spacing w:before="100" w:beforeAutospacing="1" w:after="100" w:afterAutospacing="1" w:line="240" w:lineRule="auto"/>
+        <w:spacing w:before="100" w:beforeAutospacing="1" w:after="100" w:afterAutospacing="1" w:line="360" w:lineRule="auto"/>
+        <w:jc w:val="both"/>
         <w:rPr>
           <w:rFonts w:ascii="Times New Roman" w:eastAsia="Times New Roman" w:hAnsi="Times New Roman" w:cs="Times New Roman"/>
           <w:sz w:val="24"/>
@@ -11381,12 +11367,14 @@
           <w:szCs w:val="24"/>
           <w:lang w:eastAsia="en-CA"/>
         </w:rPr>
+        <w:lastRenderedPageBreak/>
         <w:t>Soucieuse de garantir un cadre propice à l’apprentissage et à la production intellectuelle, l’entreprise nous a offert un environnement de travail agréable, incluant un espace bien aménagé et un accès à une connexion internet. Ces conditions optimales ont grandement contribué à la qualité du travail de recherche et de développement que nous avons pu fournir tout au long du stage.</w:t>
       </w:r>
     </w:p>
     <w:p>
       <w:pPr>
-        <w:spacing w:before="100" w:beforeAutospacing="1" w:after="100" w:afterAutospacing="1" w:line="240" w:lineRule="auto"/>
+        <w:spacing w:before="100" w:beforeAutospacing="1" w:after="100" w:afterAutospacing="1" w:line="360" w:lineRule="auto"/>
+        <w:jc w:val="both"/>
         <w:rPr>
           <w:rFonts w:ascii="Times New Roman" w:eastAsia="Times New Roman" w:hAnsi="Times New Roman" w:cs="Times New Roman"/>
           <w:sz w:val="24"/>
@@ -11434,6 +11422,7 @@
         <w:tabs>
           <w:tab w:val="left" w:pos="2880"/>
         </w:tabs>
+        <w:spacing w:line="360" w:lineRule="auto"/>
         <w:jc w:val="center"/>
         <w:rPr>
           <w:rFonts w:ascii="Times New Roman" w:hAnsi="Times New Roman" w:cs="Times New Roman"/>
@@ -11459,6 +11448,8 @@
         <w:tabs>
           <w:tab w:val="left" w:pos="2880"/>
         </w:tabs>
+        <w:spacing w:line="360" w:lineRule="auto"/>
+        <w:jc w:val="both"/>
         <w:rPr>
           <w:rFonts w:ascii="Times New Roman" w:hAnsi="Times New Roman" w:cs="Times New Roman"/>
           <w:sz w:val="24"/>
@@ -11501,6 +11492,8 @@
         <w:tabs>
           <w:tab w:val="left" w:pos="2880"/>
         </w:tabs>
+        <w:spacing w:line="360" w:lineRule="auto"/>
+        <w:jc w:val="both"/>
         <w:rPr>
           <w:rFonts w:ascii="Times New Roman" w:hAnsi="Times New Roman" w:cs="Times New Roman"/>
           <w:sz w:val="24"/>
@@ -11535,6 +11528,8 @@
         <w:tabs>
           <w:tab w:val="left" w:pos="2880"/>
         </w:tabs>
+        <w:spacing w:line="360" w:lineRule="auto"/>
+        <w:jc w:val="both"/>
         <w:rPr>
           <w:rFonts w:ascii="Times New Roman" w:hAnsi="Times New Roman" w:cs="Times New Roman"/>
           <w:b/>
@@ -11571,21 +11566,22 @@
         <w:tabs>
           <w:tab w:val="left" w:pos="2880"/>
         </w:tabs>
-        <w:rPr>
-          <w:rFonts w:ascii="Times New Roman" w:hAnsi="Times New Roman" w:cs="Times New Roman"/>
-          <w:sz w:val="24"/>
-          <w:szCs w:val="24"/>
-        </w:rPr>
-      </w:pPr>
-      <w:r>
-        <w:rPr>
-          <w:rFonts w:ascii="Times New Roman" w:hAnsi="Times New Roman" w:cs="Times New Roman"/>
-          <w:b/>
-          <w:bCs/>
-          <w:sz w:val="24"/>
-          <w:szCs w:val="24"/>
-        </w:rPr>
-        <w:lastRenderedPageBreak/>
+        <w:spacing w:line="360" w:lineRule="auto"/>
+        <w:jc w:val="both"/>
+        <w:rPr>
+          <w:rFonts w:ascii="Times New Roman" w:hAnsi="Times New Roman" w:cs="Times New Roman"/>
+          <w:sz w:val="24"/>
+          <w:szCs w:val="24"/>
+        </w:rPr>
+      </w:pPr>
+      <w:r>
+        <w:rPr>
+          <w:rFonts w:ascii="Times New Roman" w:hAnsi="Times New Roman" w:cs="Times New Roman"/>
+          <w:b/>
+          <w:bCs/>
+          <w:sz w:val="24"/>
+          <w:szCs w:val="24"/>
+        </w:rPr>
         <w:t xml:space="preserve">Développement (React.js et PHP) : </w:t>
       </w:r>
       <w:r>
@@ -11606,6 +11602,8 @@
         <w:tabs>
           <w:tab w:val="left" w:pos="2880"/>
         </w:tabs>
+        <w:spacing w:line="360" w:lineRule="auto"/>
+        <w:jc w:val="both"/>
         <w:rPr>
           <w:rFonts w:ascii="Times New Roman" w:hAnsi="Times New Roman" w:cs="Times New Roman"/>
           <w:sz w:val="24"/>
@@ -11662,6 +11660,8 @@
         <w:tabs>
           <w:tab w:val="left" w:pos="2880"/>
         </w:tabs>
+        <w:spacing w:line="360" w:lineRule="auto"/>
+        <w:jc w:val="both"/>
         <w:rPr>
           <w:rFonts w:ascii="Times New Roman" w:hAnsi="Times New Roman" w:cs="Times New Roman"/>
           <w:sz w:val="24"/>
@@ -11692,7 +11692,16 @@
           <w:sz w:val="24"/>
           <w:szCs w:val="24"/>
         </w:rPr>
-        <w:t xml:space="preserve">. Durant cette période, une mission concrète nous a été confiée : concevoir et développer la plateforme </w:t>
+        <w:t xml:space="preserve">. Durant cette période, une mission </w:t>
+      </w:r>
+      <w:r>
+        <w:rPr>
+          <w:rFonts w:ascii="Times New Roman" w:hAnsi="Times New Roman" w:cs="Times New Roman"/>
+          <w:sz w:val="24"/>
+          <w:szCs w:val="24"/>
+        </w:rPr>
+        <w:lastRenderedPageBreak/>
+        <w:t xml:space="preserve">concrète nous a été confiée : concevoir et développer la plateforme </w:t>
       </w:r>
       <w:r>
         <w:rPr>
@@ -11718,6 +11727,8 @@
         <w:tabs>
           <w:tab w:val="left" w:pos="2880"/>
         </w:tabs>
+        <w:spacing w:line="360" w:lineRule="auto"/>
+        <w:jc w:val="both"/>
         <w:rPr>
           <w:rFonts w:ascii="Times New Roman" w:hAnsi="Times New Roman" w:cs="Times New Roman"/>
           <w:sz w:val="24"/>
@@ -11766,6 +11777,7 @@
         <w:tabs>
           <w:tab w:val="left" w:pos="2880"/>
         </w:tabs>
+        <w:spacing w:line="360" w:lineRule="auto"/>
         <w:rPr>
           <w:rFonts w:ascii="Times New Roman" w:hAnsi="Times New Roman" w:cs="Times New Roman"/>
           <w:sz w:val="24"/>
@@ -11818,6 +11830,7 @@
         <w:tabs>
           <w:tab w:val="left" w:pos="2880"/>
         </w:tabs>
+        <w:spacing w:line="360" w:lineRule="auto"/>
         <w:rPr>
           <w:rFonts w:ascii="Times New Roman" w:hAnsi="Times New Roman" w:cs="Times New Roman"/>
           <w:sz w:val="24"/>
@@ -11852,6 +11865,7 @@
         <w:tabs>
           <w:tab w:val="left" w:pos="2880"/>
         </w:tabs>
+        <w:spacing w:line="360" w:lineRule="auto"/>
         <w:rPr>
           <w:rFonts w:ascii="Times New Roman" w:hAnsi="Times New Roman" w:cs="Times New Roman"/>
           <w:sz w:val="24"/>
@@ -11886,6 +11900,7 @@
         <w:tabs>
           <w:tab w:val="left" w:pos="2880"/>
         </w:tabs>
+        <w:spacing w:line="360" w:lineRule="auto"/>
         <w:rPr>
           <w:rFonts w:ascii="Times New Roman" w:hAnsi="Times New Roman" w:cs="Times New Roman"/>
           <w:sz w:val="24"/>
@@ -11916,6 +11931,8 @@
         <w:tabs>
           <w:tab w:val="left" w:pos="2880"/>
         </w:tabs>
+        <w:spacing w:line="360" w:lineRule="auto"/>
+        <w:jc w:val="both"/>
         <w:rPr>
           <w:rFonts w:ascii="Times New Roman" w:hAnsi="Times New Roman" w:cs="Times New Roman"/>
           <w:sz w:val="24"/>
@@ -11936,6 +11953,8 @@
         <w:tabs>
           <w:tab w:val="left" w:pos="2880"/>
         </w:tabs>
+        <w:spacing w:line="360" w:lineRule="auto"/>
+        <w:jc w:val="both"/>
         <w:rPr>
           <w:rFonts w:ascii="Times New Roman" w:hAnsi="Times New Roman" w:cs="Times New Roman"/>
           <w:sz w:val="24"/>
@@ -11992,16 +12011,17 @@
         <w:tabs>
           <w:tab w:val="left" w:pos="2880"/>
         </w:tabs>
-        <w:rPr>
-          <w:rFonts w:ascii="Times New Roman" w:hAnsi="Times New Roman" w:cs="Times New Roman"/>
-          <w:sz w:val="24"/>
-          <w:szCs w:val="24"/>
-        </w:rPr>
-      </w:pPr>
-    </w:p>
-    <w:p>
-      <w:pPr>
-        <w:spacing w:line="278" w:lineRule="auto"/>
+        <w:spacing w:line="360" w:lineRule="auto"/>
+        <w:rPr>
+          <w:rFonts w:ascii="Times New Roman" w:hAnsi="Times New Roman" w:cs="Times New Roman"/>
+          <w:sz w:val="24"/>
+          <w:szCs w:val="24"/>
+        </w:rPr>
+      </w:pPr>
+    </w:p>
+    <w:p>
+      <w:pPr>
+        <w:spacing w:line="360" w:lineRule="auto"/>
         <w:rPr>
           <w:rFonts w:ascii="Times New Roman" w:hAnsi="Times New Roman" w:cs="Times New Roman"/>
           <w:sz w:val="24"/>
@@ -12023,6 +12043,7 @@
         <w:tabs>
           <w:tab w:val="left" w:pos="2880"/>
         </w:tabs>
+        <w:spacing w:line="360" w:lineRule="auto"/>
         <w:ind w:left="360"/>
         <w:rPr>
           <w:rFonts w:ascii="Times New Roman" w:hAnsi="Times New Roman" w:cs="Times New Roman"/>
@@ -12046,6 +12067,7 @@
         <w:tabs>
           <w:tab w:val="left" w:pos="2880"/>
         </w:tabs>
+        <w:spacing w:line="360" w:lineRule="auto"/>
         <w:ind w:left="360"/>
         <w:rPr>
           <w:rFonts w:ascii="Times New Roman" w:hAnsi="Times New Roman" w:cs="Times New Roman"/>
@@ -12060,7 +12082,9 @@
         <w:tabs>
           <w:tab w:val="left" w:pos="2880"/>
         </w:tabs>
+        <w:spacing w:line="360" w:lineRule="auto"/>
         <w:ind w:left="360"/>
+        <w:jc w:val="both"/>
         <w:rPr>
           <w:rFonts w:ascii="Times New Roman" w:hAnsi="Times New Roman" w:cs="Times New Roman"/>
           <w:sz w:val="24"/>
@@ -12100,6 +12124,7 @@
         <w:tabs>
           <w:tab w:val="left" w:pos="2880"/>
         </w:tabs>
+        <w:spacing w:line="360" w:lineRule="auto"/>
         <w:ind w:left="360"/>
         <w:rPr>
           <w:rFonts w:ascii="Times New Roman" w:hAnsi="Times New Roman" w:cs="Times New Roman"/>
@@ -12118,6 +12143,7 @@
         <w:tabs>
           <w:tab w:val="left" w:pos="2880"/>
         </w:tabs>
+        <w:spacing w:line="360" w:lineRule="auto"/>
         <w:rPr>
           <w:rFonts w:ascii="Times New Roman" w:hAnsi="Times New Roman" w:cs="Times New Roman"/>
           <w:sz w:val="24"/>
@@ -12135,7 +12161,8 @@
     </w:p>
     <w:p>
       <w:pPr>
-        <w:spacing w:before="100" w:beforeAutospacing="1" w:after="100" w:afterAutospacing="1" w:line="240" w:lineRule="auto"/>
+        <w:spacing w:before="100" w:beforeAutospacing="1" w:after="100" w:afterAutospacing="1" w:line="360" w:lineRule="auto"/>
+        <w:jc w:val="both"/>
         <w:rPr>
           <w:rFonts w:ascii="Times New Roman" w:eastAsia="Times New Roman" w:hAnsi="Times New Roman" w:cs="Times New Roman"/>
           <w:sz w:val="24"/>
@@ -12180,7 +12207,7 @@
           <w:ilvl w:val="0"/>
           <w:numId w:val="12"/>
         </w:numPr>
-        <w:spacing w:before="100" w:beforeAutospacing="1" w:after="100" w:afterAutospacing="1" w:line="240" w:lineRule="auto"/>
+        <w:spacing w:before="100" w:beforeAutospacing="1" w:after="100" w:afterAutospacing="1" w:line="360" w:lineRule="auto"/>
         <w:rPr>
           <w:rFonts w:ascii="Times New Roman" w:hAnsi="Times New Roman" w:cs="Times New Roman"/>
           <w:sz w:val="24"/>
@@ -12203,7 +12230,7 @@
           <w:ilvl w:val="2"/>
           <w:numId w:val="9"/>
         </w:numPr>
-        <w:spacing w:before="100" w:beforeAutospacing="1" w:after="100" w:afterAutospacing="1" w:line="240" w:lineRule="auto"/>
+        <w:spacing w:before="100" w:beforeAutospacing="1" w:after="100" w:afterAutospacing="1" w:line="360" w:lineRule="auto"/>
         <w:rPr>
           <w:rFonts w:ascii="Times New Roman" w:hAnsi="Times New Roman" w:cs="Times New Roman"/>
           <w:sz w:val="24"/>
@@ -12221,7 +12248,8 @@
     </w:p>
     <w:p>
       <w:pPr>
-        <w:spacing w:before="100" w:beforeAutospacing="1" w:after="100" w:afterAutospacing="1" w:line="240" w:lineRule="auto"/>
+        <w:spacing w:before="100" w:beforeAutospacing="1" w:after="100" w:afterAutospacing="1" w:line="360" w:lineRule="auto"/>
+        <w:jc w:val="both"/>
         <w:rPr>
           <w:rFonts w:ascii="Times New Roman" w:eastAsia="Times New Roman" w:hAnsi="Times New Roman" w:cs="Times New Roman"/>
           <w:sz w:val="24"/>
@@ -12267,7 +12295,17 @@
           <w:szCs w:val="24"/>
           <w:lang w:val="fr-FR" w:eastAsia="zh-CN"/>
         </w:rPr>
-        <w:t>, une application web centralisée capable d’automatiser l'intégralité de ces processus. L'objectif principal de cette plateforme est d’améliorer la réactivité de l’administration, de faciliter la collaboration entre les étudiants et leurs encadreurs (académiques et professionnels), de réduire les pertes de documents (rapports, livrables) et de garantir une parfaite traçabilité des évaluations et des actions menées au sein du centre de formation.</w:t>
+        <w:t xml:space="preserve">, une application web centralisée capable d’automatiser l'intégralité de ces processus. L'objectif principal de cette plateforme est d’améliorer la réactivité de l’administration, de faciliter la collaboration entre les étudiants et leurs encadreurs (académiques et professionnels), </w:t>
+      </w:r>
+      <w:r>
+        <w:rPr>
+          <w:rFonts w:ascii="Times New Roman" w:eastAsia="Times New Roman" w:hAnsi="Times New Roman" w:cs="Times New Roman"/>
+          <w:sz w:val="24"/>
+          <w:szCs w:val="24"/>
+          <w:lang w:val="fr-FR" w:eastAsia="zh-CN"/>
+        </w:rPr>
+        <w:lastRenderedPageBreak/>
+        <w:t>de réduire les pertes de documents (rapports, livrables) et de garantir une parfaite traçabilité des évaluations et des actions menées au sein du centre de formation.</w:t>
       </w:r>
     </w:p>
     <w:p>
@@ -12277,7 +12315,7 @@
           <w:ilvl w:val="2"/>
           <w:numId w:val="9"/>
         </w:numPr>
-        <w:spacing w:before="100" w:beforeAutospacing="1" w:after="100" w:afterAutospacing="1" w:line="240" w:lineRule="auto"/>
+        <w:spacing w:before="100" w:beforeAutospacing="1" w:after="100" w:afterAutospacing="1" w:line="360" w:lineRule="auto"/>
         <w:rPr>
           <w:rFonts w:ascii="Times New Roman" w:eastAsia="Times New Roman" w:hAnsi="Times New Roman" w:cs="Times New Roman"/>
           <w:sz w:val="24"/>
@@ -12297,7 +12335,7 @@
     </w:p>
     <w:p>
       <w:pPr>
-        <w:spacing w:before="100" w:beforeAutospacing="1" w:after="100" w:afterAutospacing="1" w:line="240" w:lineRule="auto"/>
+        <w:spacing w:before="100" w:beforeAutospacing="1" w:after="100" w:afterAutospacing="1" w:line="360" w:lineRule="auto"/>
         <w:rPr>
           <w:rFonts w:ascii="Times New Roman" w:eastAsia="Times New Roman" w:hAnsi="Times New Roman" w:cs="Times New Roman"/>
           <w:sz w:val="24"/>
@@ -12337,7 +12375,7 @@
     </w:p>
     <w:p>
       <w:pPr>
-        <w:spacing w:before="100" w:beforeAutospacing="1" w:after="100" w:afterAutospacing="1" w:line="240" w:lineRule="auto"/>
+        <w:spacing w:before="100" w:beforeAutospacing="1" w:after="100" w:afterAutospacing="1" w:line="360" w:lineRule="auto"/>
         <w:rPr>
           <w:rFonts w:ascii="Times New Roman" w:eastAsia="Times New Roman" w:hAnsi="Times New Roman" w:cs="Times New Roman"/>
           <w:sz w:val="24"/>
@@ -12372,22 +12410,12 @@
           <w:szCs w:val="24"/>
           <w:lang w:val="fr-FR" w:eastAsia="zh-CN"/>
         </w:rPr>
-        <w:t xml:space="preserve"> dispersés, messageries instantanées </w:t>
-      </w:r>
-      <w:r>
-        <w:rPr>
-          <w:rFonts w:ascii="Times New Roman" w:eastAsia="Times New Roman" w:hAnsi="Times New Roman" w:cs="Times New Roman"/>
-          <w:sz w:val="24"/>
-          <w:szCs w:val="24"/>
-          <w:lang w:val="fr-FR" w:eastAsia="zh-CN"/>
-        </w:rPr>
-        <w:lastRenderedPageBreak/>
-        <w:t>(comme WhatsApp) ou remises de documents physiques. De son côté, l'administration utilise des fichiers tableurs mis à jour manuellement pour suivre l'avancement et planifier les soutenances.</w:t>
-      </w:r>
-    </w:p>
-    <w:p>
-      <w:pPr>
-        <w:spacing w:before="100" w:beforeAutospacing="1" w:after="100" w:afterAutospacing="1" w:line="240" w:lineRule="auto"/>
+        <w:t xml:space="preserve"> dispersés, messageries instantanées (comme WhatsApp) ou remises de documents physiques. De son côté, l'administration utilise des fichiers tableurs mis à jour manuellement pour suivre l'avancement et planifier les soutenances.</w:t>
+      </w:r>
+    </w:p>
+    <w:p>
+      <w:pPr>
+        <w:spacing w:before="100" w:beforeAutospacing="1" w:after="100" w:afterAutospacing="1" w:line="360" w:lineRule="auto"/>
         <w:rPr>
           <w:rFonts w:ascii="Times New Roman" w:eastAsia="Times New Roman" w:hAnsi="Times New Roman" w:cs="Times New Roman"/>
           <w:sz w:val="24"/>
@@ -12411,7 +12439,7 @@
           <w:ilvl w:val="0"/>
           <w:numId w:val="13"/>
         </w:numPr>
-        <w:spacing w:before="100" w:beforeAutospacing="1" w:after="100" w:afterAutospacing="1" w:line="240" w:lineRule="auto"/>
+        <w:spacing w:before="100" w:beforeAutospacing="1" w:after="100" w:afterAutospacing="1" w:line="360" w:lineRule="auto"/>
         <w:rPr>
           <w:rFonts w:ascii="Times New Roman" w:eastAsia="Times New Roman" w:hAnsi="Times New Roman" w:cs="Times New Roman"/>
           <w:sz w:val="24"/>
@@ -12446,7 +12474,7 @@
           <w:ilvl w:val="0"/>
           <w:numId w:val="13"/>
         </w:numPr>
-        <w:spacing w:before="100" w:beforeAutospacing="1" w:after="100" w:afterAutospacing="1" w:line="240" w:lineRule="auto"/>
+        <w:spacing w:before="100" w:beforeAutospacing="1" w:after="100" w:afterAutospacing="1" w:line="360" w:lineRule="auto"/>
         <w:rPr>
           <w:rFonts w:ascii="Times New Roman" w:eastAsia="Times New Roman" w:hAnsi="Times New Roman" w:cs="Times New Roman"/>
           <w:sz w:val="24"/>
@@ -12481,7 +12509,7 @@
           <w:ilvl w:val="0"/>
           <w:numId w:val="13"/>
         </w:numPr>
-        <w:spacing w:before="100" w:beforeAutospacing="1" w:after="100" w:afterAutospacing="1" w:line="240" w:lineRule="auto"/>
+        <w:spacing w:before="100" w:beforeAutospacing="1" w:after="100" w:afterAutospacing="1" w:line="360" w:lineRule="auto"/>
         <w:rPr>
           <w:rFonts w:ascii="Times New Roman" w:eastAsia="Times New Roman" w:hAnsi="Times New Roman" w:cs="Times New Roman"/>
           <w:sz w:val="24"/>
@@ -12512,7 +12540,7 @@
     </w:p>
     <w:p>
       <w:pPr>
-        <w:spacing w:before="100" w:beforeAutospacing="1" w:after="100" w:afterAutospacing="1" w:line="240" w:lineRule="auto"/>
+        <w:spacing w:before="100" w:beforeAutospacing="1" w:after="100" w:afterAutospacing="1" w:line="360" w:lineRule="auto"/>
         <w:rPr>
           <w:rFonts w:ascii="Times New Roman" w:eastAsia="Times New Roman" w:hAnsi="Times New Roman" w:cs="Times New Roman"/>
           <w:sz w:val="24"/>
@@ -12537,7 +12565,7 @@
           <w:ilvl w:val="0"/>
           <w:numId w:val="12"/>
         </w:numPr>
-        <w:spacing w:before="100" w:beforeAutospacing="1" w:after="100" w:afterAutospacing="1" w:line="240" w:lineRule="auto"/>
+        <w:spacing w:before="100" w:beforeAutospacing="1" w:after="100" w:afterAutospacing="1" w:line="360" w:lineRule="auto"/>
         <w:rPr>
           <w:rFonts w:ascii="Times New Roman" w:eastAsia="Times New Roman" w:hAnsi="Times New Roman" w:cs="Times New Roman"/>
           <w:sz w:val="24"/>
@@ -12557,7 +12585,7 @@
     </w:p>
     <w:p>
       <w:pPr>
-        <w:spacing w:before="100" w:beforeAutospacing="1" w:after="100" w:afterAutospacing="1" w:line="240" w:lineRule="auto"/>
+        <w:spacing w:before="100" w:beforeAutospacing="1" w:after="100" w:afterAutospacing="1" w:line="360" w:lineRule="auto"/>
         <w:rPr>
           <w:rFonts w:ascii="Times New Roman" w:eastAsia="Times New Roman" w:hAnsi="Times New Roman" w:cs="Times New Roman"/>
           <w:sz w:val="24"/>
@@ -12573,6 +12601,7 @@
           <w:szCs w:val="24"/>
           <w:lang w:val="fr-FR" w:eastAsia="zh-CN"/>
         </w:rPr>
+        <w:lastRenderedPageBreak/>
         <w:t>Suite aux</w:t>
       </w:r>
       <w:proofErr w:type="gramEnd"/>
@@ -12608,7 +12637,7 @@
     </w:p>
     <w:p>
       <w:pPr>
-        <w:spacing w:before="100" w:beforeAutospacing="1" w:after="100" w:afterAutospacing="1" w:line="240" w:lineRule="auto"/>
+        <w:spacing w:before="100" w:beforeAutospacing="1" w:after="100" w:afterAutospacing="1" w:line="360" w:lineRule="auto"/>
         <w:rPr>
           <w:rFonts w:ascii="Times New Roman" w:eastAsia="Times New Roman" w:hAnsi="Times New Roman" w:cs="Times New Roman"/>
           <w:sz w:val="24"/>
@@ -12632,7 +12661,7 @@
           <w:ilvl w:val="0"/>
           <w:numId w:val="14"/>
         </w:numPr>
-        <w:spacing w:before="100" w:beforeAutospacing="1" w:after="100" w:afterAutospacing="1" w:line="240" w:lineRule="auto"/>
+        <w:spacing w:before="100" w:beforeAutospacing="1" w:after="100" w:afterAutospacing="1" w:line="360" w:lineRule="auto"/>
         <w:rPr>
           <w:rFonts w:ascii="Times New Roman" w:eastAsia="Times New Roman" w:hAnsi="Times New Roman" w:cs="Times New Roman"/>
           <w:sz w:val="24"/>
@@ -12667,7 +12696,7 @@
           <w:ilvl w:val="0"/>
           <w:numId w:val="14"/>
         </w:numPr>
-        <w:spacing w:before="100" w:beforeAutospacing="1" w:after="100" w:afterAutospacing="1" w:line="240" w:lineRule="auto"/>
+        <w:spacing w:before="100" w:beforeAutospacing="1" w:after="100" w:afterAutospacing="1" w:line="360" w:lineRule="auto"/>
         <w:rPr>
           <w:rFonts w:ascii="Times New Roman" w:eastAsia="Times New Roman" w:hAnsi="Times New Roman" w:cs="Times New Roman"/>
           <w:sz w:val="24"/>
@@ -12722,7 +12751,7 @@
           <w:ilvl w:val="0"/>
           <w:numId w:val="14"/>
         </w:numPr>
-        <w:spacing w:before="100" w:beforeAutospacing="1" w:after="100" w:afterAutospacing="1" w:line="240" w:lineRule="auto"/>
+        <w:spacing w:before="100" w:beforeAutospacing="1" w:after="100" w:afterAutospacing="1" w:line="360" w:lineRule="auto"/>
         <w:rPr>
           <w:rFonts w:ascii="Times New Roman" w:eastAsia="Times New Roman" w:hAnsi="Times New Roman" w:cs="Times New Roman"/>
           <w:sz w:val="24"/>
@@ -12757,7 +12786,7 @@
           <w:ilvl w:val="0"/>
           <w:numId w:val="14"/>
         </w:numPr>
-        <w:spacing w:before="100" w:beforeAutospacing="1" w:after="100" w:afterAutospacing="1" w:line="240" w:lineRule="auto"/>
+        <w:spacing w:before="100" w:beforeAutospacing="1" w:after="100" w:afterAutospacing="1" w:line="360" w:lineRule="auto"/>
         <w:rPr>
           <w:rFonts w:ascii="Times New Roman" w:eastAsia="Times New Roman" w:hAnsi="Times New Roman" w:cs="Times New Roman"/>
           <w:sz w:val="24"/>
@@ -12788,7 +12817,7 @@
     </w:p>
     <w:p>
       <w:pPr>
-        <w:spacing w:before="100" w:beforeAutospacing="1" w:after="100" w:afterAutospacing="1" w:line="240" w:lineRule="auto"/>
+        <w:spacing w:before="100" w:beforeAutospacing="1" w:after="100" w:afterAutospacing="1" w:line="360" w:lineRule="auto"/>
         <w:rPr>
           <w:rFonts w:ascii="Times New Roman" w:eastAsia="Times New Roman" w:hAnsi="Times New Roman" w:cs="Times New Roman"/>
           <w:sz w:val="24"/>
@@ -12813,7 +12842,7 @@
           <w:ilvl w:val="0"/>
           <w:numId w:val="12"/>
         </w:numPr>
-        <w:spacing w:before="100" w:beforeAutospacing="1" w:after="100" w:afterAutospacing="1" w:line="240" w:lineRule="auto"/>
+        <w:spacing w:before="100" w:beforeAutospacing="1" w:after="100" w:afterAutospacing="1" w:line="360" w:lineRule="auto"/>
         <w:rPr>
           <w:rFonts w:ascii="Times New Roman" w:eastAsia="Times New Roman" w:hAnsi="Times New Roman" w:cs="Times New Roman"/>
           <w:sz w:val="24"/>
@@ -12838,7 +12867,7 @@
           <w:ilvl w:val="1"/>
           <w:numId w:val="14"/>
         </w:numPr>
-        <w:spacing w:before="100" w:beforeAutospacing="1" w:after="100" w:afterAutospacing="1" w:line="240" w:lineRule="auto"/>
+        <w:spacing w:before="100" w:beforeAutospacing="1" w:after="100" w:afterAutospacing="1" w:line="360" w:lineRule="auto"/>
         <w:rPr>
           <w:rFonts w:ascii="Times New Roman" w:eastAsia="Times New Roman" w:hAnsi="Times New Roman" w:cs="Times New Roman"/>
           <w:sz w:val="24"/>
@@ -12858,7 +12887,7 @@
     </w:p>
     <w:p>
       <w:pPr>
-        <w:spacing w:before="100" w:beforeAutospacing="1" w:after="100" w:afterAutospacing="1" w:line="240" w:lineRule="auto"/>
+        <w:spacing w:before="100" w:beforeAutospacing="1" w:after="100" w:afterAutospacing="1" w:line="360" w:lineRule="auto"/>
         <w:rPr>
           <w:rFonts w:ascii="Times New Roman" w:eastAsia="Times New Roman" w:hAnsi="Times New Roman" w:cs="Times New Roman"/>
           <w:sz w:val="24"/>
@@ -12873,8 +12902,17 @@
           <w:szCs w:val="24"/>
           <w:lang w:eastAsia="zh-CN"/>
         </w:rPr>
+        <w:t xml:space="preserve">À EUREKA DESIGN &amp; CONSULTING, la gestion des projets académiques ainsi que le suivi des stages s’effectuent majoritairement de manière manuelle, à l’aide de documents papiers, de fichiers Excel ou d'échanges par courriers électroniques et messageries instantanées (WhatsApp). Les étudiants soumettent leurs propositions de thèmes et leurs livrables (rapports, codes sources) auprès de l'administration ou de leurs encadreurs, qui les enregistrent, les évaluent, puis </w:t>
+      </w:r>
+      <w:r>
+        <w:rPr>
+          <w:rFonts w:ascii="Times New Roman" w:eastAsia="Times New Roman" w:hAnsi="Times New Roman" w:cs="Times New Roman"/>
+          <w:sz w:val="24"/>
+          <w:szCs w:val="24"/>
+          <w:lang w:eastAsia="zh-CN"/>
+        </w:rPr>
         <w:lastRenderedPageBreak/>
-        <w:t>À EUREKA DESIGN &amp; CONSULTING, la gestion des projets académiques ainsi que le suivi des stages s’effectuent majoritairement de manière manuelle, à l’aide de documents papiers, de fichiers Excel ou d'échanges par courriers électroniques et messageries instantanées (WhatsApp). Les étudiants soumettent leurs propositions de thèmes et leurs livrables (rapports, codes sources) auprès de l'administration ou de leurs encadreurs, qui les enregistrent, les évaluent, puis transmettent leurs retours de manière non centralisée. De la même manière, les soutenances et les évaluations sont organisées à travers une coordination humaine, avec une planification des dates via des outils bureautiques classiques, et des notes souvent reportées sur des fiches physiques. Bien que ce fonctionnement permette un contrôle direct par le personnel pédagogique, il reste largement dépendant du traitement humain et souffre d’un manque flagrant d'automatisation, de centralisation et de traçabilité.</w:t>
+        <w:t>transmettent leurs retours de manière non centralisée. De la même manière, les soutenances et les évaluations sont organisées à travers une coordination humaine, avec une planification des dates via des outils bureautiques classiques, et des notes souvent reportées sur des fiches physiques. Bien que ce fonctionnement permette un contrôle direct par le personnel pédagogique, il reste largement dépendant du traitement humain et souffre d’un manque flagrant d'automatisation, de centralisation et de traçabilité.</w:t>
       </w:r>
     </w:p>
     <w:p>
@@ -12884,7 +12922,7 @@
           <w:ilvl w:val="1"/>
           <w:numId w:val="14"/>
         </w:numPr>
-        <w:spacing w:before="100" w:beforeAutospacing="1" w:after="100" w:afterAutospacing="1" w:line="240" w:lineRule="auto"/>
+        <w:spacing w:before="100" w:beforeAutospacing="1" w:after="100" w:afterAutospacing="1" w:line="360" w:lineRule="auto"/>
         <w:rPr>
           <w:rFonts w:ascii="Times New Roman" w:eastAsia="Times New Roman" w:hAnsi="Times New Roman" w:cs="Times New Roman"/>
           <w:sz w:val="24"/>
@@ -12904,7 +12942,7 @@
     </w:p>
     <w:p>
       <w:pPr>
-        <w:spacing w:before="100" w:beforeAutospacing="1" w:after="100" w:afterAutospacing="1" w:line="240" w:lineRule="auto"/>
+        <w:spacing w:before="100" w:beforeAutospacing="1" w:after="100" w:afterAutospacing="1" w:line="360" w:lineRule="auto"/>
         <w:rPr>
           <w:rFonts w:ascii="Times New Roman" w:eastAsia="Times New Roman" w:hAnsi="Times New Roman" w:cs="Times New Roman"/>
           <w:sz w:val="24"/>
@@ -12928,7 +12966,7 @@
           <w:ilvl w:val="0"/>
           <w:numId w:val="15"/>
         </w:numPr>
-        <w:spacing w:before="100" w:beforeAutospacing="1" w:after="100" w:afterAutospacing="1" w:line="240" w:lineRule="auto"/>
+        <w:spacing w:before="100" w:beforeAutospacing="1" w:after="100" w:afterAutospacing="1" w:line="360" w:lineRule="auto"/>
         <w:rPr>
           <w:rFonts w:ascii="Times New Roman" w:eastAsia="Times New Roman" w:hAnsi="Times New Roman" w:cs="Times New Roman"/>
           <w:sz w:val="24"/>
@@ -12963,7 +13001,7 @@
           <w:ilvl w:val="0"/>
           <w:numId w:val="15"/>
         </w:numPr>
-        <w:spacing w:before="100" w:beforeAutospacing="1" w:after="100" w:afterAutospacing="1" w:line="240" w:lineRule="auto"/>
+        <w:spacing w:before="100" w:beforeAutospacing="1" w:after="100" w:afterAutospacing="1" w:line="360" w:lineRule="auto"/>
         <w:rPr>
           <w:rFonts w:ascii="Times New Roman" w:eastAsia="Times New Roman" w:hAnsi="Times New Roman" w:cs="Times New Roman"/>
           <w:sz w:val="24"/>
@@ -12998,7 +13036,7 @@
           <w:ilvl w:val="0"/>
           <w:numId w:val="15"/>
         </w:numPr>
-        <w:spacing w:before="100" w:beforeAutospacing="1" w:after="100" w:afterAutospacing="1" w:line="240" w:lineRule="auto"/>
+        <w:spacing w:before="100" w:beforeAutospacing="1" w:after="100" w:afterAutospacing="1" w:line="360" w:lineRule="auto"/>
         <w:rPr>
           <w:rFonts w:ascii="Times New Roman" w:eastAsia="Times New Roman" w:hAnsi="Times New Roman" w:cs="Times New Roman"/>
           <w:sz w:val="24"/>
@@ -13053,7 +13091,7 @@
           <w:ilvl w:val="0"/>
           <w:numId w:val="15"/>
         </w:numPr>
-        <w:spacing w:before="100" w:beforeAutospacing="1" w:after="100" w:afterAutospacing="1" w:line="240" w:lineRule="auto"/>
+        <w:spacing w:before="100" w:beforeAutospacing="1" w:after="100" w:afterAutospacing="1" w:line="360" w:lineRule="auto"/>
         <w:rPr>
           <w:rFonts w:ascii="Times New Roman" w:eastAsia="Times New Roman" w:hAnsi="Times New Roman" w:cs="Times New Roman"/>
           <w:sz w:val="24"/>
@@ -13084,7 +13122,7 @@
     </w:p>
     <w:p>
       <w:pPr>
-        <w:spacing w:before="100" w:beforeAutospacing="1" w:after="100" w:afterAutospacing="1" w:line="240" w:lineRule="auto"/>
+        <w:spacing w:before="100" w:beforeAutospacing="1" w:after="100" w:afterAutospacing="1" w:line="360" w:lineRule="auto"/>
         <w:rPr>
           <w:rFonts w:ascii="Times New Roman" w:eastAsia="Times New Roman" w:hAnsi="Times New Roman" w:cs="Times New Roman"/>
           <w:sz w:val="24"/>
@@ -13129,7 +13167,7 @@
           <w:ilvl w:val="0"/>
           <w:numId w:val="12"/>
         </w:numPr>
-        <w:spacing w:before="100" w:beforeAutospacing="1" w:after="100" w:afterAutospacing="1" w:line="240" w:lineRule="auto"/>
+        <w:spacing w:before="100" w:beforeAutospacing="1" w:after="100" w:afterAutospacing="1" w:line="360" w:lineRule="auto"/>
         <w:rPr>
           <w:rFonts w:ascii="Times New Roman" w:eastAsia="Times New Roman" w:hAnsi="Times New Roman" w:cs="Times New Roman"/>
           <w:sz w:val="24"/>
@@ -13144,6 +13182,7 @@
           <w:szCs w:val="24"/>
           <w:lang w:val="fr-FR" w:eastAsia="zh-CN"/>
         </w:rPr>
+        <w:lastRenderedPageBreak/>
         <w:t xml:space="preserve">Etudes des besoins </w:t>
       </w:r>
     </w:p>
@@ -13154,7 +13193,7 @@
           <w:ilvl w:val="1"/>
           <w:numId w:val="15"/>
         </w:numPr>
-        <w:spacing w:before="100" w:beforeAutospacing="1" w:after="100" w:afterAutospacing="1" w:line="240" w:lineRule="auto"/>
+        <w:spacing w:before="100" w:beforeAutospacing="1" w:after="100" w:afterAutospacing="1" w:line="360" w:lineRule="auto"/>
         <w:rPr>
           <w:rFonts w:ascii="Times New Roman" w:eastAsia="Times New Roman" w:hAnsi="Times New Roman" w:cs="Times New Roman"/>
           <w:sz w:val="24"/>
@@ -13174,6 +13213,7 @@
     </w:p>
     <w:p>
       <w:pPr>
+        <w:spacing w:line="360" w:lineRule="auto"/>
         <w:rPr>
           <w:rFonts w:ascii="Times New Roman" w:eastAsia="Times New Roman" w:hAnsi="Times New Roman" w:cs="Times New Roman"/>
           <w:sz w:val="24"/>
@@ -13198,6 +13238,7 @@
           <w:ilvl w:val="0"/>
           <w:numId w:val="16"/>
         </w:numPr>
+        <w:spacing w:line="360" w:lineRule="auto"/>
         <w:rPr>
           <w:rFonts w:ascii="Times New Roman" w:eastAsia="Times New Roman" w:hAnsi="Times New Roman" w:cs="Times New Roman"/>
           <w:sz w:val="24"/>
@@ -13214,7 +13255,6 @@
           <w:szCs w:val="24"/>
           <w:lang w:val="fr-FR" w:eastAsia="zh-CN"/>
         </w:rPr>
-        <w:lastRenderedPageBreak/>
         <w:t>Pour l’Administrateur (Gestion et supervision) :</w:t>
       </w:r>
     </w:p>
@@ -13225,6 +13265,7 @@
           <w:ilvl w:val="1"/>
           <w:numId w:val="16"/>
         </w:numPr>
+        <w:spacing w:line="360" w:lineRule="auto"/>
         <w:rPr>
           <w:rFonts w:ascii="Times New Roman" w:eastAsia="Times New Roman" w:hAnsi="Times New Roman" w:cs="Times New Roman"/>
           <w:sz w:val="24"/>
@@ -13249,6 +13290,7 @@
           <w:ilvl w:val="1"/>
           <w:numId w:val="16"/>
         </w:numPr>
+        <w:spacing w:line="360" w:lineRule="auto"/>
         <w:rPr>
           <w:rFonts w:ascii="Times New Roman" w:eastAsia="Times New Roman" w:hAnsi="Times New Roman" w:cs="Times New Roman"/>
           <w:sz w:val="24"/>
@@ -13273,6 +13315,7 @@
           <w:ilvl w:val="1"/>
           <w:numId w:val="16"/>
         </w:numPr>
+        <w:spacing w:line="360" w:lineRule="auto"/>
         <w:rPr>
           <w:rFonts w:ascii="Times New Roman" w:eastAsia="Times New Roman" w:hAnsi="Times New Roman" w:cs="Times New Roman"/>
           <w:sz w:val="24"/>
@@ -13297,6 +13340,7 @@
           <w:ilvl w:val="1"/>
           <w:numId w:val="16"/>
         </w:numPr>
+        <w:spacing w:line="360" w:lineRule="auto"/>
         <w:rPr>
           <w:rFonts w:ascii="Times New Roman" w:eastAsia="Times New Roman" w:hAnsi="Times New Roman" w:cs="Times New Roman"/>
           <w:sz w:val="24"/>
@@ -13321,6 +13365,7 @@
           <w:ilvl w:val="0"/>
           <w:numId w:val="16"/>
         </w:numPr>
+        <w:spacing w:line="360" w:lineRule="auto"/>
         <w:rPr>
           <w:rFonts w:ascii="Times New Roman" w:eastAsia="Times New Roman" w:hAnsi="Times New Roman" w:cs="Times New Roman"/>
           <w:sz w:val="24"/>
@@ -13395,6 +13440,7 @@
           <w:ilvl w:val="1"/>
           <w:numId w:val="16"/>
         </w:numPr>
+        <w:spacing w:line="360" w:lineRule="auto"/>
         <w:rPr>
           <w:rFonts w:ascii="Times New Roman" w:eastAsia="Times New Roman" w:hAnsi="Times New Roman" w:cs="Times New Roman"/>
           <w:sz w:val="24"/>
@@ -13419,6 +13465,7 @@
           <w:ilvl w:val="1"/>
           <w:numId w:val="16"/>
         </w:numPr>
+        <w:spacing w:line="360" w:lineRule="auto"/>
         <w:rPr>
           <w:rFonts w:ascii="Times New Roman" w:eastAsia="Times New Roman" w:hAnsi="Times New Roman" w:cs="Times New Roman"/>
           <w:sz w:val="24"/>
@@ -13443,6 +13490,7 @@
           <w:ilvl w:val="1"/>
           <w:numId w:val="16"/>
         </w:numPr>
+        <w:spacing w:line="360" w:lineRule="auto"/>
         <w:rPr>
           <w:rFonts w:ascii="Times New Roman" w:eastAsia="Times New Roman" w:hAnsi="Times New Roman" w:cs="Times New Roman"/>
           <w:sz w:val="24"/>
@@ -13467,6 +13515,7 @@
           <w:ilvl w:val="1"/>
           <w:numId w:val="16"/>
         </w:numPr>
+        <w:spacing w:line="360" w:lineRule="auto"/>
         <w:rPr>
           <w:rFonts w:ascii="Times New Roman" w:eastAsia="Times New Roman" w:hAnsi="Times New Roman" w:cs="Times New Roman"/>
           <w:sz w:val="24"/>
@@ -13491,6 +13540,7 @@
           <w:ilvl w:val="1"/>
           <w:numId w:val="16"/>
         </w:numPr>
+        <w:spacing w:line="360" w:lineRule="auto"/>
         <w:rPr>
           <w:rFonts w:ascii="Times New Roman" w:eastAsia="Times New Roman" w:hAnsi="Times New Roman" w:cs="Times New Roman"/>
           <w:sz w:val="24"/>
@@ -13515,6 +13565,7 @@
           <w:ilvl w:val="0"/>
           <w:numId w:val="16"/>
         </w:numPr>
+        <w:spacing w:line="360" w:lineRule="auto"/>
         <w:rPr>
           <w:rFonts w:ascii="Times New Roman" w:eastAsia="Times New Roman" w:hAnsi="Times New Roman" w:cs="Times New Roman"/>
           <w:sz w:val="24"/>
@@ -13541,6 +13592,7 @@
           <w:ilvl w:val="1"/>
           <w:numId w:val="16"/>
         </w:numPr>
+        <w:spacing w:line="360" w:lineRule="auto"/>
         <w:rPr>
           <w:rFonts w:ascii="Times New Roman" w:eastAsia="Times New Roman" w:hAnsi="Times New Roman" w:cs="Times New Roman"/>
           <w:sz w:val="24"/>
@@ -13565,6 +13617,7 @@
           <w:ilvl w:val="1"/>
           <w:numId w:val="16"/>
         </w:numPr>
+        <w:spacing w:line="360" w:lineRule="auto"/>
         <w:rPr>
           <w:rFonts w:ascii="Times New Roman" w:eastAsia="Times New Roman" w:hAnsi="Times New Roman" w:cs="Times New Roman"/>
           <w:sz w:val="24"/>
@@ -13589,6 +13642,7 @@
           <w:ilvl w:val="1"/>
           <w:numId w:val="16"/>
         </w:numPr>
+        <w:spacing w:line="360" w:lineRule="auto"/>
         <w:rPr>
           <w:rFonts w:ascii="Times New Roman" w:eastAsia="Times New Roman" w:hAnsi="Times New Roman" w:cs="Times New Roman"/>
           <w:sz w:val="24"/>
@@ -13613,6 +13667,7 @@
           <w:ilvl w:val="1"/>
           <w:numId w:val="16"/>
         </w:numPr>
+        <w:spacing w:line="360" w:lineRule="auto"/>
         <w:rPr>
           <w:rFonts w:ascii="Times New Roman" w:eastAsia="Times New Roman" w:hAnsi="Times New Roman" w:cs="Times New Roman"/>
           <w:sz w:val="24"/>
@@ -13637,7 +13692,7 @@
           <w:ilvl w:val="1"/>
           <w:numId w:val="15"/>
         </w:numPr>
-        <w:spacing w:before="100" w:beforeAutospacing="1" w:after="100" w:afterAutospacing="1" w:line="240" w:lineRule="auto"/>
+        <w:spacing w:before="100" w:beforeAutospacing="1" w:after="100" w:afterAutospacing="1" w:line="360" w:lineRule="auto"/>
         <w:rPr>
           <w:rFonts w:ascii="Times New Roman" w:hAnsi="Times New Roman" w:cs="Times New Roman"/>
           <w:sz w:val="24"/>
@@ -13655,7 +13710,8 @@
     </w:p>
     <w:p>
       <w:pPr>
-        <w:spacing w:before="100" w:beforeAutospacing="1" w:after="100" w:afterAutospacing="1" w:line="240" w:lineRule="auto"/>
+        <w:spacing w:before="100" w:beforeAutospacing="1" w:after="100" w:afterAutospacing="1" w:line="360" w:lineRule="auto"/>
+        <w:jc w:val="both"/>
         <w:rPr>
           <w:rFonts w:ascii="Times New Roman" w:hAnsi="Times New Roman" w:cs="Times New Roman"/>
           <w:sz w:val="24"/>
@@ -13670,6 +13726,7 @@
           <w:szCs w:val="24"/>
           <w:lang w:val="fr-FR"/>
         </w:rPr>
+        <w:lastRenderedPageBreak/>
         <w:t>Les besoins non fonctionnels définissent les critères de qualité, les performances et les contraintes techniques que la plateforme doit impérativement respecter pour garantir une expérience utilisateur optimale :</w:t>
       </w:r>
     </w:p>
@@ -13679,7 +13736,8 @@
           <w:ilvl w:val="0"/>
           <w:numId w:val="17"/>
         </w:numPr>
-        <w:spacing w:before="100" w:beforeAutospacing="1" w:after="100" w:afterAutospacing="1" w:line="240" w:lineRule="auto"/>
+        <w:spacing w:before="100" w:beforeAutospacing="1" w:after="100" w:afterAutospacing="1" w:line="360" w:lineRule="auto"/>
+        <w:jc w:val="both"/>
         <w:rPr>
           <w:rFonts w:ascii="Times New Roman" w:hAnsi="Times New Roman" w:cs="Times New Roman"/>
           <w:sz w:val="24"/>
@@ -13714,7 +13772,8 @@
           <w:ilvl w:val="0"/>
           <w:numId w:val="17"/>
         </w:numPr>
-        <w:spacing w:before="100" w:beforeAutospacing="1" w:after="100" w:afterAutospacing="1" w:line="240" w:lineRule="auto"/>
+        <w:spacing w:before="100" w:beforeAutospacing="1" w:after="100" w:afterAutospacing="1" w:line="360" w:lineRule="auto"/>
+        <w:jc w:val="both"/>
         <w:rPr>
           <w:rFonts w:ascii="Times New Roman" w:hAnsi="Times New Roman" w:cs="Times New Roman"/>
           <w:sz w:val="24"/>
@@ -13749,7 +13808,8 @@
           <w:ilvl w:val="0"/>
           <w:numId w:val="17"/>
         </w:numPr>
-        <w:spacing w:before="100" w:beforeAutospacing="1" w:after="100" w:afterAutospacing="1" w:line="240" w:lineRule="auto"/>
+        <w:spacing w:before="100" w:beforeAutospacing="1" w:after="100" w:afterAutospacing="1" w:line="360" w:lineRule="auto"/>
+        <w:jc w:val="both"/>
         <w:rPr>
           <w:rFonts w:ascii="Times New Roman" w:hAnsi="Times New Roman" w:cs="Times New Roman"/>
           <w:sz w:val="24"/>
@@ -13784,7 +13844,8 @@
           <w:ilvl w:val="0"/>
           <w:numId w:val="17"/>
         </w:numPr>
-        <w:spacing w:before="100" w:beforeAutospacing="1" w:after="100" w:afterAutospacing="1" w:line="240" w:lineRule="auto"/>
+        <w:spacing w:before="100" w:beforeAutospacing="1" w:after="100" w:afterAutospacing="1" w:line="360" w:lineRule="auto"/>
+        <w:jc w:val="both"/>
         <w:rPr>
           <w:rFonts w:ascii="Times New Roman" w:hAnsi="Times New Roman" w:cs="Times New Roman"/>
           <w:sz w:val="24"/>
@@ -13820,7 +13881,7 @@
           <w:ilvl w:val="1"/>
           <w:numId w:val="15"/>
         </w:numPr>
-        <w:spacing w:before="100" w:beforeAutospacing="1" w:after="100" w:afterAutospacing="1" w:line="240" w:lineRule="auto"/>
+        <w:spacing w:before="100" w:beforeAutospacing="1" w:after="100" w:afterAutospacing="1" w:line="360" w:lineRule="auto"/>
         <w:rPr>
           <w:rFonts w:ascii="Times New Roman" w:hAnsi="Times New Roman" w:cs="Times New Roman"/>
           <w:sz w:val="24"/>
@@ -13838,7 +13899,8 @@
     </w:p>
     <w:p>
       <w:pPr>
-        <w:spacing w:before="100" w:beforeAutospacing="1" w:after="100" w:afterAutospacing="1" w:line="240" w:lineRule="auto"/>
+        <w:spacing w:before="100" w:beforeAutospacing="1" w:after="100" w:afterAutospacing="1" w:line="360" w:lineRule="auto"/>
+        <w:jc w:val="both"/>
         <w:rPr>
           <w:rFonts w:ascii="Times New Roman" w:hAnsi="Times New Roman" w:cs="Times New Roman"/>
           <w:sz w:val="24"/>
@@ -13852,7 +13914,6 @@
           <w:szCs w:val="24"/>
           <w:lang w:val="fr-FR" w:eastAsia="zh-CN"/>
         </w:rPr>
-        <w:lastRenderedPageBreak/>
         <w:t>L’application s’adresse principalement aux responsables administratifs, aux encadreurs académiques, ainsi qu’aux encadreurs professionnels (tuteurs en entreprise) partenaires d'EUREKA DESIGN &amp; CONSULTING. Elle permet à ces profils de centraliser, organiser et automatiser le suivi des projets, la correction des livrables et les évaluations émanant des étudiants. Par ailleurs, les apprenants bénéficient également d’une solution moderne, rapide et fiable pour soumettre leurs documents de stage ou proposer un thème, avec un meilleur suivi de l’état d'avancement de leurs travaux académiques.</w:t>
       </w:r>
     </w:p>
@@ -13863,7 +13924,7 @@
           <w:ilvl w:val="0"/>
           <w:numId w:val="12"/>
         </w:numPr>
-        <w:spacing w:before="100" w:beforeAutospacing="1" w:after="100" w:afterAutospacing="1" w:line="240" w:lineRule="auto"/>
+        <w:spacing w:before="100" w:beforeAutospacing="1" w:after="100" w:afterAutospacing="1" w:line="360" w:lineRule="auto"/>
         <w:rPr>
           <w:rFonts w:ascii="Times New Roman" w:hAnsi="Times New Roman" w:cs="Times New Roman"/>
           <w:sz w:val="24"/>
@@ -13883,7 +13944,8 @@
     </w:p>
     <w:p>
       <w:pPr>
-        <w:spacing w:before="100" w:beforeAutospacing="1" w:after="100" w:afterAutospacing="1" w:line="240" w:lineRule="auto"/>
+        <w:spacing w:before="100" w:beforeAutospacing="1" w:after="100" w:afterAutospacing="1" w:line="360" w:lineRule="auto"/>
+        <w:jc w:val="both"/>
         <w:rPr>
           <w:rFonts w:ascii="Times New Roman" w:hAnsi="Times New Roman" w:cs="Times New Roman"/>
           <w:sz w:val="24"/>
@@ -13923,7 +13985,7 @@
     </w:p>
     <w:p>
       <w:pPr>
-        <w:spacing w:before="100" w:beforeAutospacing="1" w:after="100" w:afterAutospacing="1" w:line="240" w:lineRule="auto"/>
+        <w:spacing w:before="100" w:beforeAutospacing="1" w:after="100" w:afterAutospacing="1" w:line="360" w:lineRule="auto"/>
         <w:rPr>
           <w:rFonts w:ascii="Times New Roman" w:hAnsi="Times New Roman" w:cs="Times New Roman"/>
           <w:sz w:val="24"/>
@@ -13938,6 +14000,7 @@
           <w:szCs w:val="24"/>
           <w:lang w:val="fr-FR"/>
         </w:rPr>
+        <w:lastRenderedPageBreak/>
         <w:t>La portée de cette application web (développée avec React.js et PHP) inclut les éléments suivants :</w:t>
       </w:r>
     </w:p>
@@ -13947,7 +14010,8 @@
           <w:ilvl w:val="0"/>
           <w:numId w:val="19"/>
         </w:numPr>
-        <w:spacing w:before="100" w:beforeAutospacing="1" w:after="100" w:afterAutospacing="1" w:line="240" w:lineRule="auto"/>
+        <w:spacing w:before="100" w:beforeAutospacing="1" w:after="100" w:afterAutospacing="1" w:line="360" w:lineRule="auto"/>
+        <w:jc w:val="both"/>
         <w:rPr>
           <w:rFonts w:ascii="Times New Roman" w:hAnsi="Times New Roman" w:cs="Times New Roman"/>
           <w:sz w:val="24"/>
@@ -13982,7 +14046,8 @@
           <w:ilvl w:val="0"/>
           <w:numId w:val="19"/>
         </w:numPr>
-        <w:spacing w:before="100" w:beforeAutospacing="1" w:after="100" w:afterAutospacing="1" w:line="240" w:lineRule="auto"/>
+        <w:spacing w:before="100" w:beforeAutospacing="1" w:after="100" w:afterAutospacing="1" w:line="360" w:lineRule="auto"/>
+        <w:jc w:val="both"/>
         <w:rPr>
           <w:rFonts w:ascii="Times New Roman" w:hAnsi="Times New Roman" w:cs="Times New Roman"/>
           <w:sz w:val="24"/>
@@ -14017,7 +14082,8 @@
           <w:ilvl w:val="0"/>
           <w:numId w:val="19"/>
         </w:numPr>
-        <w:spacing w:before="100" w:beforeAutospacing="1" w:after="100" w:afterAutospacing="1" w:line="240" w:lineRule="auto"/>
+        <w:spacing w:before="100" w:beforeAutospacing="1" w:after="100" w:afterAutospacing="1" w:line="360" w:lineRule="auto"/>
+        <w:jc w:val="both"/>
         <w:rPr>
           <w:rFonts w:ascii="Times New Roman" w:hAnsi="Times New Roman" w:cs="Times New Roman"/>
           <w:sz w:val="24"/>
@@ -14072,7 +14138,8 @@
           <w:ilvl w:val="0"/>
           <w:numId w:val="19"/>
         </w:numPr>
-        <w:spacing w:before="100" w:beforeAutospacing="1" w:after="100" w:afterAutospacing="1" w:line="240" w:lineRule="auto"/>
+        <w:spacing w:before="100" w:beforeAutospacing="1" w:after="100" w:afterAutospacing="1" w:line="360" w:lineRule="auto"/>
+        <w:jc w:val="both"/>
         <w:rPr>
           <w:rFonts w:ascii="Times New Roman" w:hAnsi="Times New Roman" w:cs="Times New Roman"/>
           <w:sz w:val="24"/>
@@ -14103,7 +14170,8 @@
     </w:p>
     <w:p>
       <w:pPr>
-        <w:spacing w:before="100" w:beforeAutospacing="1" w:after="100" w:afterAutospacing="1" w:line="240" w:lineRule="auto"/>
+        <w:spacing w:before="100" w:beforeAutospacing="1" w:after="100" w:afterAutospacing="1" w:line="360" w:lineRule="auto"/>
+        <w:jc w:val="both"/>
         <w:rPr>
           <w:rFonts w:ascii="Times New Roman" w:hAnsi="Times New Roman" w:cs="Times New Roman"/>
           <w:sz w:val="24"/>
@@ -14138,7 +14206,8 @@
           <w:ilvl w:val="0"/>
           <w:numId w:val="20"/>
         </w:numPr>
-        <w:spacing w:before="100" w:beforeAutospacing="1" w:after="100" w:afterAutospacing="1" w:line="240" w:lineRule="auto"/>
+        <w:spacing w:before="100" w:beforeAutospacing="1" w:after="100" w:afterAutospacing="1" w:line="360" w:lineRule="auto"/>
+        <w:jc w:val="both"/>
         <w:rPr>
           <w:rFonts w:ascii="Times New Roman" w:hAnsi="Times New Roman" w:cs="Times New Roman"/>
           <w:sz w:val="24"/>
@@ -14162,7 +14231,8 @@
           <w:ilvl w:val="0"/>
           <w:numId w:val="20"/>
         </w:numPr>
-        <w:spacing w:before="100" w:beforeAutospacing="1" w:after="100" w:afterAutospacing="1" w:line="240" w:lineRule="auto"/>
+        <w:spacing w:before="100" w:beforeAutospacing="1" w:after="100" w:afterAutospacing="1" w:line="360" w:lineRule="auto"/>
+        <w:jc w:val="both"/>
         <w:rPr>
           <w:rFonts w:ascii="Times New Roman" w:hAnsi="Times New Roman" w:cs="Times New Roman"/>
           <w:sz w:val="24"/>
@@ -14186,7 +14256,8 @@
           <w:ilvl w:val="0"/>
           <w:numId w:val="20"/>
         </w:numPr>
-        <w:spacing w:before="100" w:beforeAutospacing="1" w:after="100" w:afterAutospacing="1" w:line="240" w:lineRule="auto"/>
+        <w:spacing w:before="100" w:beforeAutospacing="1" w:after="100" w:afterAutospacing="1" w:line="360" w:lineRule="auto"/>
+        <w:jc w:val="both"/>
         <w:rPr>
           <w:rFonts w:ascii="Times New Roman" w:hAnsi="Times New Roman" w:cs="Times New Roman"/>
           <w:sz w:val="24"/>
@@ -14211,7 +14282,7 @@
           <w:ilvl w:val="0"/>
           <w:numId w:val="12"/>
         </w:numPr>
-        <w:spacing w:before="100" w:beforeAutospacing="1" w:after="100" w:afterAutospacing="1" w:line="240" w:lineRule="auto"/>
+        <w:spacing w:before="100" w:beforeAutospacing="1" w:after="100" w:afterAutospacing="1" w:line="360" w:lineRule="auto"/>
         <w:rPr>
           <w:rFonts w:ascii="Times New Roman" w:hAnsi="Times New Roman" w:cs="Times New Roman"/>
           <w:sz w:val="24"/>
@@ -14232,7 +14303,7 @@
     <w:p>
       <w:pPr>
         <w:pStyle w:val="Paragraphedeliste"/>
-        <w:spacing w:before="100" w:beforeAutospacing="1" w:after="100" w:afterAutospacing="1" w:line="240" w:lineRule="auto"/>
+        <w:spacing w:before="100" w:beforeAutospacing="1" w:after="100" w:afterAutospacing="1" w:line="360" w:lineRule="auto"/>
         <w:rPr>
           <w:rFonts w:ascii="Times New Roman" w:hAnsi="Times New Roman" w:cs="Times New Roman"/>
           <w:sz w:val="24"/>
@@ -14245,7 +14316,6 @@
       <w:pPr>
         <w:pStyle w:val="NormalWeb"/>
         <w:spacing w:line="360" w:lineRule="auto"/>
-        <w:jc w:val="both"/>
         <w:rPr>
           <w:rFonts w:eastAsia="Times New Roman"/>
           <w:lang w:val="fr-FR" w:eastAsia="fr-FR"/>
@@ -14280,7 +14350,6 @@
           <w:bCs/>
           <w:lang w:val="fr-FR" w:eastAsia="fr-FR"/>
         </w:rPr>
-        <w:lastRenderedPageBreak/>
         <w:t xml:space="preserve">Contraintes techniques </w:t>
       </w:r>
       <w:r>
@@ -14314,6 +14383,7 @@
           <w:bCs/>
           <w:lang w:val="fr-FR" w:eastAsia="fr-FR"/>
         </w:rPr>
+        <w:lastRenderedPageBreak/>
         <w:t xml:space="preserve">Contraintes organisationnelles : </w:t>
       </w:r>
       <w:r>
@@ -14621,7 +14691,6 @@
           <w:bCs/>
           <w:lang w:val="fr-FR" w:eastAsia="fr-FR"/>
         </w:rPr>
-        <w:lastRenderedPageBreak/>
         <w:t>Le risque :</w:t>
       </w:r>
       <w:r>
@@ -14653,6 +14722,7 @@
           <w:bCs/>
           <w:lang w:val="fr-FR" w:eastAsia="fr-FR"/>
         </w:rPr>
+        <w:lastRenderedPageBreak/>
         <w:t>La solution (Atténuation) :</w:t>
       </w:r>
       <w:r>
@@ -15038,15 +15108,22 @@
           <w:bCs/>
           <w:lang w:val="fr-FR" w:eastAsia="fr-FR"/>
         </w:rPr>
+        <w:t>React.js :</w:t>
+      </w:r>
+      <w:r>
+        <w:rPr>
+          <w:rFonts w:eastAsia="Times New Roman"/>
+          <w:lang w:val="fr-FR" w:eastAsia="fr-FR"/>
+        </w:rPr>
+        <w:t xml:space="preserve"> Cette bibliothèque JavaScript a été choisie pour développer l'interface utilisateur. Elle permet de créer une application web dynamique et réactive (Single Page Application). Grâce à son système de composants réutilisables, React offre une navigation </w:t>
+      </w:r>
+      <w:r>
+        <w:rPr>
+          <w:rFonts w:eastAsia="Times New Roman"/>
+          <w:lang w:val="fr-FR" w:eastAsia="fr-FR"/>
+        </w:rPr>
         <w:lastRenderedPageBreak/>
-        <w:t>React.js :</w:t>
-      </w:r>
-      <w:r>
-        <w:rPr>
-          <w:rFonts w:eastAsia="Times New Roman"/>
-          <w:lang w:val="fr-FR" w:eastAsia="fr-FR"/>
-        </w:rPr>
-        <w:t xml:space="preserve"> Cette bibliothèque JavaScript a été choisie pour développer l'interface utilisateur. Elle permet de créer une application web dynamique et réactive (Single Page Application). Grâce à son système de composants réutilisables, React offre une navigation fluide, indispensable pour les étudiants et les encadreurs qui consultent de nombreux projets.</w:t>
+        <w:t>fluide, indispensable pour les étudiants et les encadreurs qui consultent de nombreux projets.</w:t>
       </w:r>
     </w:p>
     <w:p>
@@ -15311,7 +15388,6 @@
           <w:bCs/>
           <w:lang w:val="fr-FR" w:eastAsia="fr-FR"/>
         </w:rPr>
-        <w:lastRenderedPageBreak/>
         <w:t>API Google Auth :</w:t>
       </w:r>
       <w:r>
@@ -15359,6 +15435,7 @@
           <w:rFonts w:eastAsia="Times New Roman"/>
           <w:lang w:eastAsia="fr-FR"/>
         </w:rPr>
+        <w:lastRenderedPageBreak/>
         <w:t>Afin de mener à bien la conception et le déploiement de la plateforme PROJEX, plusieurs acteurs ont été impliqués. Le tableau ci-dessous identifie l'équipe de réalisation ainsi que les principaux utilisateurs du système :</w:t>
       </w:r>
     </w:p>
@@ -15814,6 +15891,67 @@
     </w:p>
     <w:p>
       <w:pPr>
+        <w:spacing w:before="100" w:beforeAutospacing="1" w:after="100" w:afterAutospacing="1" w:line="360" w:lineRule="auto"/>
+        <w:jc w:val="both"/>
+        <w:rPr>
+          <w:rFonts w:ascii="Times New Roman" w:eastAsia="Times New Roman" w:hAnsi="Times New Roman" w:cs="Times New Roman"/>
+          <w:sz w:val="24"/>
+          <w:szCs w:val="24"/>
+          <w:lang w:val="fr-FR" w:eastAsia="zh-CN"/>
+        </w:rPr>
+      </w:pPr>
+      <w:r>
+        <w:rPr>
+          <w:rFonts w:ascii="Times New Roman" w:eastAsia="Times New Roman" w:hAnsi="Times New Roman" w:cs="Times New Roman"/>
+          <w:sz w:val="24"/>
+          <w:szCs w:val="24"/>
+          <w:lang w:val="fr-FR" w:eastAsia="zh-CN"/>
+        </w:rPr>
+        <w:t xml:space="preserve">Le diagramme de Gantt est un outil de gestion de projet permettant de représenter de manière visuelle l'enchaînement des différentes tâches à accomplir, leur durée et leurs interdépendances. Dans le cadre du développement de la plateforme </w:t>
+      </w:r>
+      <w:r>
+        <w:rPr>
+          <w:rFonts w:ascii="Times New Roman" w:eastAsia="Times New Roman" w:hAnsi="Times New Roman" w:cs="Times New Roman"/>
+          <w:b/>
+          <w:bCs/>
+          <w:sz w:val="24"/>
+          <w:szCs w:val="24"/>
+          <w:lang w:val="fr-FR" w:eastAsia="zh-CN"/>
+        </w:rPr>
+        <w:t>PROJEX</w:t>
+      </w:r>
+      <w:r>
+        <w:rPr>
+          <w:rFonts w:ascii="Times New Roman" w:eastAsia="Times New Roman" w:hAnsi="Times New Roman" w:cs="Times New Roman"/>
+          <w:sz w:val="24"/>
+          <w:szCs w:val="24"/>
+          <w:lang w:val="fr-FR" w:eastAsia="zh-CN"/>
+        </w:rPr>
+        <w:t xml:space="preserve"> (gestion des projets académiques et suivi des stages) </w:t>
+      </w:r>
+      <w:r>
+        <w:rPr>
+          <w:rFonts w:ascii="Times New Roman" w:eastAsia="Times New Roman" w:hAnsi="Times New Roman" w:cs="Times New Roman"/>
+          <w:b/>
+          <w:bCs/>
+          <w:sz w:val="24"/>
+          <w:szCs w:val="24"/>
+          <w:lang w:val="fr-FR" w:eastAsia="zh-CN"/>
+        </w:rPr>
+        <w:t>pour EUREKA DESIGN &amp; CONSULTING</w:t>
+      </w:r>
+      <w:r>
+        <w:rPr>
+          <w:rFonts w:ascii="Times New Roman" w:eastAsia="Times New Roman" w:hAnsi="Times New Roman" w:cs="Times New Roman"/>
+          <w:sz w:val="24"/>
+          <w:szCs w:val="24"/>
+          <w:lang w:val="fr-FR" w:eastAsia="zh-CN"/>
+        </w:rPr>
+        <w:t>, ce diagramme a servi à planifier les différentes phases du projet, depuis la collecte des besoins jusqu'à la mise en œuvre et la maintenance.</w:t>
+      </w:r>
+    </w:p>
+    <w:p>
+      <w:pPr>
         <w:spacing w:before="100" w:beforeAutospacing="1" w:after="100" w:afterAutospacing="1" w:line="240" w:lineRule="auto"/>
         <w:rPr>
           <w:rFonts w:ascii="Times New Roman" w:eastAsia="Times New Roman" w:hAnsi="Times New Roman" w:cs="Times New Roman"/>
@@ -15822,55 +15960,17 @@
           <w:lang w:val="fr-FR" w:eastAsia="zh-CN"/>
         </w:rPr>
       </w:pPr>
-      <w:r>
+    </w:p>
+    <w:p>
+      <w:pPr>
+        <w:spacing w:before="100" w:beforeAutospacing="1" w:after="100" w:afterAutospacing="1" w:line="240" w:lineRule="auto"/>
         <w:rPr>
           <w:rFonts w:ascii="Times New Roman" w:eastAsia="Times New Roman" w:hAnsi="Times New Roman" w:cs="Times New Roman"/>
           <w:sz w:val="24"/>
           <w:szCs w:val="24"/>
           <w:lang w:val="fr-FR" w:eastAsia="zh-CN"/>
         </w:rPr>
-        <w:t xml:space="preserve">Le diagramme de Gantt est un outil de gestion de projet permettant de représenter de manière visuelle l'enchaînement des différentes tâches à accomplir, leur durée et leurs interdépendances. Dans le cadre du développement de la plateforme </w:t>
-      </w:r>
-      <w:r>
-        <w:rPr>
-          <w:rFonts w:ascii="Times New Roman" w:eastAsia="Times New Roman" w:hAnsi="Times New Roman" w:cs="Times New Roman"/>
-          <w:b/>
-          <w:bCs/>
-          <w:sz w:val="24"/>
-          <w:szCs w:val="24"/>
-          <w:lang w:val="fr-FR" w:eastAsia="zh-CN"/>
-        </w:rPr>
-        <w:t>PROJEX</w:t>
-      </w:r>
-      <w:r>
-        <w:rPr>
-          <w:rFonts w:ascii="Times New Roman" w:eastAsia="Times New Roman" w:hAnsi="Times New Roman" w:cs="Times New Roman"/>
-          <w:sz w:val="24"/>
-          <w:szCs w:val="24"/>
-          <w:lang w:val="fr-FR" w:eastAsia="zh-CN"/>
-        </w:rPr>
-        <w:t xml:space="preserve"> (gestion des projets académiques et suivi des stages) </w:t>
-      </w:r>
-      <w:r>
-        <w:rPr>
-          <w:rFonts w:ascii="Times New Roman" w:eastAsia="Times New Roman" w:hAnsi="Times New Roman" w:cs="Times New Roman"/>
-          <w:b/>
-          <w:bCs/>
-          <w:sz w:val="24"/>
-          <w:szCs w:val="24"/>
-          <w:lang w:val="fr-FR" w:eastAsia="zh-CN"/>
-        </w:rPr>
-        <w:t>pour EUREKA DESIGN &amp; CONSULTING</w:t>
-      </w:r>
-      <w:r>
-        <w:rPr>
-          <w:rFonts w:ascii="Times New Roman" w:eastAsia="Times New Roman" w:hAnsi="Times New Roman" w:cs="Times New Roman"/>
-          <w:sz w:val="24"/>
-          <w:szCs w:val="24"/>
-          <w:lang w:val="fr-FR" w:eastAsia="zh-CN"/>
-        </w:rPr>
-        <w:t>, ce diagramme a servi à planifier les différentes phases du projet, depuis la collecte des besoins jusqu'à la mise en œuvre et la maintenance.</w:t>
-      </w:r>
+      </w:pPr>
     </w:p>
     <w:p>
       <w:pPr>
@@ -28379,7 +28479,7 @@
           <w14:ligatures w14:val="standardContextual"/>
         </w:rPr>
         <w:drawing>
-          <wp:inline distT="0" distB="0" distL="0" distR="0" wp14:anchorId="2D437A26" wp14:editId="54DFD1A8">
+          <wp:inline distT="0" distB="0" distL="0" distR="0" wp14:anchorId="2D437A26" wp14:editId="04EB2382">
             <wp:extent cx="6301200" cy="3009900"/>
             <wp:effectExtent l="0" t="0" r="4445" b="0"/>
             <wp:docPr id="1909197654" name="Image 60"/>
@@ -28753,17 +28853,110 @@
     </w:p>
     <w:p>
       <w:pPr>
-        <w:rPr>
-          <w:rFonts w:ascii="Times New Roman" w:hAnsi="Times New Roman" w:cs="Times New Roman"/>
-          <w:lang w:val="fr-FR" w:eastAsia="fr-FR"/>
-        </w:rPr>
-      </w:pPr>
-    </w:p>
-    <w:p>
-      <w:pPr>
-        <w:rPr>
-          <w:rFonts w:ascii="Times New Roman" w:hAnsi="Times New Roman" w:cs="Times New Roman"/>
-          <w:lang w:val="en-US" w:eastAsia="fr-FR"/>
+        <w:spacing w:line="278" w:lineRule="auto"/>
+        <w:rPr>
+          <w:rFonts w:ascii="Times New Roman" w:hAnsi="Times New Roman" w:cs="Times New Roman"/>
+          <w:lang w:val="fr-FR" w:eastAsia="fr-FR"/>
+        </w:rPr>
+      </w:pPr>
+      <w:r>
+        <w:rPr>
+          <w:rFonts w:ascii="Times New Roman" w:hAnsi="Times New Roman" w:cs="Times New Roman"/>
+          <w:lang w:val="fr-FR" w:eastAsia="fr-FR"/>
+        </w:rPr>
+        <w:br w:type="page"/>
+      </w:r>
+    </w:p>
+    <w:sdt>
+      <w:sdtPr>
+        <w:rPr>
+          <w:lang w:val="fr-FR"/>
+        </w:rPr>
+        <w:id w:val="1520277086"/>
+        <w:docPartObj>
+          <w:docPartGallery w:val="Table of Contents"/>
+          <w:docPartUnique/>
+        </w:docPartObj>
+      </w:sdtPr>
+      <w:sdtEndPr>
+        <w:rPr>
+          <w:rFonts w:asciiTheme="minorHAnsi" w:eastAsiaTheme="minorHAnsi" w:hAnsiTheme="minorHAnsi" w:cstheme="minorBidi"/>
+          <w:b/>
+          <w:bCs/>
+          <w:color w:val="auto"/>
+          <w:sz w:val="22"/>
+          <w:szCs w:val="22"/>
+          <w:lang w:eastAsia="en-US"/>
+        </w:rPr>
+      </w:sdtEndPr>
+      <w:sdtContent>
+        <w:p>
+          <w:pPr>
+            <w:pStyle w:val="En-ttedetabledesmatires"/>
+            <w:rPr>
+              <w:lang w:val="fr-CM"/>
+            </w:rPr>
+          </w:pPr>
+          <w:r>
+            <w:rPr>
+              <w:lang w:val="fr-FR"/>
+            </w:rPr>
+            <w:t>Table des matières</w:t>
+          </w:r>
+        </w:p>
+        <w:p>
+          <w:r>
+            <w:fldChar w:fldCharType="begin"/>
+          </w:r>
+          <w:r>
+            <w:instrText xml:space="preserve"> TOC \o "1-3" \h \z \u </w:instrText>
+          </w:r>
+          <w:r>
+            <w:fldChar w:fldCharType="separate"/>
+          </w:r>
+          <w:r>
+            <w:rPr>
+              <w:b/>
+              <w:bCs/>
+              <w:noProof/>
+              <w:lang w:val="fr-FR"/>
+            </w:rPr>
+            <w:t>Aucune entrée de table des matières n'a été trouvée.</w:t>
+          </w:r>
+          <w:r>
+            <w:rPr>
+              <w:b/>
+              <w:bCs/>
+              <w:lang w:val="fr-FR"/>
+            </w:rPr>
+            <w:fldChar w:fldCharType="end"/>
+          </w:r>
+        </w:p>
+      </w:sdtContent>
+    </w:sdt>
+    <w:p>
+      <w:pPr>
+        <w:pStyle w:val="Paragraphedeliste"/>
+        <w:ind w:left="1800"/>
+        <w:rPr>
+          <w:rFonts w:ascii="Times New Roman" w:hAnsi="Times New Roman" w:cs="Times New Roman"/>
+          <w:lang w:eastAsia="fr-FR"/>
+        </w:rPr>
+      </w:pPr>
+    </w:p>
+    <w:p>
+      <w:pPr>
+        <w:rPr>
+          <w:rFonts w:ascii="Times New Roman" w:hAnsi="Times New Roman" w:cs="Times New Roman"/>
+          <w:lang w:val="fr-FR" w:eastAsia="fr-FR"/>
+        </w:rPr>
+      </w:pPr>
+    </w:p>
+    <w:p>
+      <w:pPr>
+        <w:rPr>
+          <w:rFonts w:ascii="Times New Roman" w:hAnsi="Times New Roman" w:cs="Times New Roman"/>
+          <w:lang w:eastAsia="fr-FR"/>
         </w:rPr>
       </w:pPr>
     </w:p>
@@ -37434,6 +37627,7 @@
   <w:style w:type="character" w:default="1" w:styleId="Policepardfaut">
     <w:name w:val="Default Paragraph Font"/>
     <w:uiPriority w:val="1"/>
+    <w:semiHidden/>
     <w:unhideWhenUsed/>
   </w:style>
   <w:style w:type="table" w:default="1" w:styleId="TableauNormal">
@@ -37877,6 +38071,24 @@
     <w:basedOn w:val="Policepardfaut"/>
     <w:rsid w:val="00693172"/>
   </w:style>
+  <w:style w:type="paragraph" w:styleId="En-ttedetabledesmatires">
+    <w:name w:val="TOC Heading"/>
+    <w:basedOn w:val="Titre1"/>
+    <w:next w:val="Normal"/>
+    <w:uiPriority w:val="39"/>
+    <w:unhideWhenUsed/>
+    <w:qFormat/>
+    <w:rsid w:val="00791482"/>
+    <w:pPr>
+      <w:spacing w:before="240" w:after="0"/>
+      <w:outlineLvl w:val="9"/>
+    </w:pPr>
+    <w:rPr>
+      <w:sz w:val="32"/>
+      <w:szCs w:val="32"/>
+      <w:lang w:val="en-CA" w:eastAsia="zh-CN"/>
+    </w:rPr>
+  </w:style>
 </w:styles>
 </file>
 
@@ -37991,6 +38203,7 @@
   </w:compat>
   <w:rsids>
     <w:rsidRoot w:val="00917177"/>
+    <w:rsid w:val="0007796B"/>
     <w:rsid w:val="00123581"/>
     <w:rsid w:val="001915AD"/>
     <w:rsid w:val="001B4C80"/>
@@ -38010,6 +38223,7 @@
     <w:rsid w:val="007E3F19"/>
     <w:rsid w:val="00855776"/>
     <w:rsid w:val="00861E2C"/>
+    <w:rsid w:val="00884B08"/>
     <w:rsid w:val="00917177"/>
     <w:rsid w:val="00AA62EA"/>
     <w:rsid w:val="00B51BC6"/>
